--- a/models/PNRR/Obblighi.docx
+++ b/models/PNRR/Obblighi.docx
@@ -1,6 +1,6 @@
 
 <file path=word/document.xml><?xml version="1.0" encoding="utf-8"?>
-<w:document xmlns:wpc="http://schemas.microsoft.com/office/word/2010/wordprocessingCanvas" xmlns:cx="http://schemas.microsoft.com/office/drawing/2014/chartex" xmlns:cx1="http://schemas.microsoft.com/office/drawing/2015/9/8/chartex" xmlns:cx2="http://schemas.microsoft.com/office/drawing/2015/10/21/chartex" xmlns:cx3="http://schemas.microsoft.com/office/drawing/2016/5/9/chartex" xmlns:cx4="http://schemas.microsoft.com/office/drawing/2016/5/10/chartex" xmlns:cx5="http://schemas.microsoft.com/office/drawing/2016/5/11/chartex" xmlns:cx6="http://schemas.microsoft.com/office/drawing/2016/5/12/chartex" xmlns:cx7="http://schemas.microsoft.com/office/drawing/2016/5/13/chartex" xmlns:cx8="http://schemas.microsoft.com/office/drawing/2016/5/14/chartex" xmlns:mc="http://schemas.openxmlformats.org/markup-compatibility/2006" xmlns:aink="http://schemas.microsoft.com/office/drawing/2016/ink" xmlns:am3d="http://schemas.microsoft.com/office/drawing/2017/model3d" xmlns:o="urn:schemas-microsoft-com:office:office" xmlns:r="http://schemas.openxmlformats.org/officeDocument/2006/relationships" xmlns:m="http://schemas.openxmlformats.org/officeDocument/2006/math" xmlns:v="urn:schemas-microsoft-com:vml" xmlns:wp14="http://schemas.microsoft.com/office/word/2010/wordprocessingDrawing" xmlns:wp="http://schemas.openxmlformats.org/drawingml/2006/wordprocessingDrawing" xmlns:w10="urn:schemas-microsoft-com:office:word" xmlns:w="http://schemas.openxmlformats.org/wordprocessingml/2006/main" xmlns:w14="http://schemas.microsoft.com/office/word/2010/wordml" xmlns:w15="http://schemas.microsoft.com/office/word/2012/wordml" xmlns:w16cex="http://schemas.microsoft.com/office/word/2018/wordml/cex" xmlns:w16cid="http://schemas.microsoft.com/office/word/2016/wordml/cid" xmlns:w16="http://schemas.microsoft.com/office/word/2018/wordml" xmlns:w16sdtdh="http://schemas.microsoft.com/office/word/2020/wordml/sdtdatahash" xmlns:w16se="http://schemas.microsoft.com/office/word/2015/wordml/symex" xmlns:wpg="http://schemas.microsoft.com/office/word/2010/wordprocessingGroup" xmlns:wpi="http://schemas.microsoft.com/office/word/2010/wordprocessingInk" xmlns:wne="http://schemas.microsoft.com/office/word/2006/wordml" xmlns:wps="http://schemas.microsoft.com/office/word/2010/wordprocessingShape" mc:Ignorable="w14 w15 w16se w16cid w16 w16cex w16sdtdh wp14">
+<w:document xmlns:wpc="http://schemas.microsoft.com/office/word/2010/wordprocessingCanvas" xmlns:cx="http://schemas.microsoft.com/office/drawing/2014/chartex" xmlns:cx1="http://schemas.microsoft.com/office/drawing/2015/9/8/chartex" xmlns:cx2="http://schemas.microsoft.com/office/drawing/2015/10/21/chartex" xmlns:cx3="http://schemas.microsoft.com/office/drawing/2016/5/9/chartex" xmlns:cx4="http://schemas.microsoft.com/office/drawing/2016/5/10/chartex" xmlns:cx5="http://schemas.microsoft.com/office/drawing/2016/5/11/chartex" xmlns:cx6="http://schemas.microsoft.com/office/drawing/2016/5/12/chartex" xmlns:cx7="http://schemas.microsoft.com/office/drawing/2016/5/13/chartex" xmlns:cx8="http://schemas.microsoft.com/office/drawing/2016/5/14/chartex" xmlns:mc="http://schemas.openxmlformats.org/markup-compatibility/2006" xmlns:aink="http://schemas.microsoft.com/office/drawing/2016/ink" xmlns:am3d="http://schemas.microsoft.com/office/drawing/2017/model3d" xmlns:o="urn:schemas-microsoft-com:office:office" xmlns:oel="http://schemas.microsoft.com/office/2019/extlst" xmlns:r="http://schemas.openxmlformats.org/officeDocument/2006/relationships" xmlns:m="http://schemas.openxmlformats.org/officeDocument/2006/math" xmlns:v="urn:schemas-microsoft-com:vml" xmlns:wp14="http://schemas.microsoft.com/office/word/2010/wordprocessingDrawing" xmlns:wp="http://schemas.openxmlformats.org/drawingml/2006/wordprocessingDrawing" xmlns:w10="urn:schemas-microsoft-com:office:word" xmlns:w="http://schemas.openxmlformats.org/wordprocessingml/2006/main" xmlns:w14="http://schemas.microsoft.com/office/word/2010/wordml" xmlns:w15="http://schemas.microsoft.com/office/word/2012/wordml" xmlns:w16cex="http://schemas.microsoft.com/office/word/2018/wordml/cex" xmlns:w16cid="http://schemas.microsoft.com/office/word/2016/wordml/cid" xmlns:w16="http://schemas.microsoft.com/office/word/2018/wordml" xmlns:w16sdtdh="http://schemas.microsoft.com/office/word/2020/wordml/sdtdatahash" xmlns:w16se="http://schemas.microsoft.com/office/word/2015/wordml/symex" xmlns:wpg="http://schemas.microsoft.com/office/word/2010/wordprocessingGroup" xmlns:wpi="http://schemas.microsoft.com/office/word/2010/wordprocessingInk" xmlns:wne="http://schemas.microsoft.com/office/word/2006/wordml" xmlns:wps="http://schemas.microsoft.com/office/word/2010/wordprocessingShape" mc:Ignorable="w14 w15 w16se w16cid w16 w16cex w16sdtdh wp14">
   <w:body>
     <w:p>
       <w:pPr>
@@ -895,7 +895,23 @@
                 <w:rFonts w:cstheme="minorHAnsi"/>
                 <w:szCs w:val="20"/>
               </w:rPr>
-              <w:t xml:space="preserve">1) Come precisato nelle Linee guida approvate con Decreto della Presidenza del Consiglio dei Ministri – Dipartimento Pari Opportunità, 7/12/2021 (G.U.R.I. 30/12/2021), gli obiettivi di incremento occupazionale giovanile e di genere che si intendono perseguire con le risorse previste dal Regolamento (UE) 2021/240 del Parlamento europeo e del Consiglio del 10 febbraio 2021 e dal Regolamento (UE) 2021/241 del Parlamento europeo e del Consiglio del 12 febbraio 2021, nonchè dal PNC, costituiscono due distinti target di policy. Ciò significa che nelle procedure di affidamento si deve intendere autonomo il target di incremento dell'occupazione giovanile rispetto a quello dell'occupazione femminile. L'obbligo è finalizzato a garantire un incremento sia dei lavoratori giovani sia delle lavoratrici e pertanto la percentuale di incremento deve essere assicurata con riferimento ad entrambe le tipologie. </w:t>
+              <w:t xml:space="preserve">1) Come precisato nelle Linee guida approvate con Decreto della Presidenza del Consiglio dei Ministri – Dipartimento Pari Opportunità, 7/12/2021 (G.U.R.I. 30/12/2021), gli obiettivi di incremento occupazionale giovanile e di genere che si intendono perseguire con le risorse previste dal Regolamento (UE) 2021/240 del Parlamento europeo e del Consiglio del 10 febbraio 2021 e dal Regolamento (UE) 2021/241 del Parlamento europeo e del Consiglio del 12 febbraio 2021, </w:t>
+            </w:r>
+            <w:proofErr w:type="spellStart"/>
+            <w:r>
+              <w:rPr>
+                <w:rFonts w:cstheme="minorHAnsi"/>
+                <w:szCs w:val="20"/>
+              </w:rPr>
+              <w:t>nonchè</w:t>
+            </w:r>
+            <w:proofErr w:type="spellEnd"/>
+            <w:r>
+              <w:rPr>
+                <w:rFonts w:cstheme="minorHAnsi"/>
+                <w:szCs w:val="20"/>
+              </w:rPr>
+              <w:t xml:space="preserve"> dal PNC, costituiscono due distinti target di policy. Ciò significa che nelle procedure di affidamento si deve intendere autonomo il target di incremento dell'occupazione giovanile rispetto a quello dell'occupazione femminile. L'obbligo è finalizzato a garantire un incremento sia dei lavoratori giovani sia delle lavoratrici e pertanto la percentuale di incremento deve essere assicurata con riferimento ad entrambe le tipologie. </w:t>
             </w:r>
           </w:p>
           <w:p>
@@ -1129,8 +1145,12 @@
       </w:pPr>
     </w:p>
     <w:sectPr>
-      <w:headerReference w:type="default" r:id="rId11"/>
-      <w:footerReference w:type="default" r:id="rId12"/>
+      <w:headerReference w:type="even" r:id="rId11"/>
+      <w:headerReference w:type="default" r:id="rId12"/>
+      <w:footerReference w:type="even" r:id="rId13"/>
+      <w:footerReference w:type="default" r:id="rId14"/>
+      <w:headerReference w:type="first" r:id="rId15"/>
+      <w:footerReference w:type="first" r:id="rId16"/>
       <w:pgSz w:w="11900" w:h="16840"/>
       <w:pgMar w:top="1843" w:right="1134" w:bottom="284" w:left="1134" w:header="283" w:footer="2268" w:gutter="0"/>
       <w:cols w:space="708"/>
@@ -1141,7 +1161,7 @@
 </file>
 
 <file path=word/endnotes.xml><?xml version="1.0" encoding="utf-8"?>
-<w:endnotes xmlns:wpc="http://schemas.microsoft.com/office/word/2010/wordprocessingCanvas" xmlns:cx="http://schemas.microsoft.com/office/drawing/2014/chartex" xmlns:cx1="http://schemas.microsoft.com/office/drawing/2015/9/8/chartex" xmlns:cx2="http://schemas.microsoft.com/office/drawing/2015/10/21/chartex" xmlns:cx3="http://schemas.microsoft.com/office/drawing/2016/5/9/chartex" xmlns:cx4="http://schemas.microsoft.com/office/drawing/2016/5/10/chartex" xmlns:cx5="http://schemas.microsoft.com/office/drawing/2016/5/11/chartex" xmlns:cx6="http://schemas.microsoft.com/office/drawing/2016/5/12/chartex" xmlns:cx7="http://schemas.microsoft.com/office/drawing/2016/5/13/chartex" xmlns:cx8="http://schemas.microsoft.com/office/drawing/2016/5/14/chartex" xmlns:mc="http://schemas.openxmlformats.org/markup-compatibility/2006" xmlns:aink="http://schemas.microsoft.com/office/drawing/2016/ink" xmlns:am3d="http://schemas.microsoft.com/office/drawing/2017/model3d" xmlns:o="urn:schemas-microsoft-com:office:office" xmlns:r="http://schemas.openxmlformats.org/officeDocument/2006/relationships" xmlns:m="http://schemas.openxmlformats.org/officeDocument/2006/math" xmlns:v="urn:schemas-microsoft-com:vml" xmlns:wp14="http://schemas.microsoft.com/office/word/2010/wordprocessingDrawing" xmlns:wp="http://schemas.openxmlformats.org/drawingml/2006/wordprocessingDrawing" xmlns:w10="urn:schemas-microsoft-com:office:word" xmlns:w="http://schemas.openxmlformats.org/wordprocessingml/2006/main" xmlns:w14="http://schemas.microsoft.com/office/word/2010/wordml" xmlns:w15="http://schemas.microsoft.com/office/word/2012/wordml" xmlns:w16cex="http://schemas.microsoft.com/office/word/2018/wordml/cex" xmlns:w16cid="http://schemas.microsoft.com/office/word/2016/wordml/cid" xmlns:w16="http://schemas.microsoft.com/office/word/2018/wordml" xmlns:w16sdtdh="http://schemas.microsoft.com/office/word/2020/wordml/sdtdatahash" xmlns:w16se="http://schemas.microsoft.com/office/word/2015/wordml/symex" xmlns:wpg="http://schemas.microsoft.com/office/word/2010/wordprocessingGroup" xmlns:wpi="http://schemas.microsoft.com/office/word/2010/wordprocessingInk" xmlns:wne="http://schemas.microsoft.com/office/word/2006/wordml" xmlns:wps="http://schemas.microsoft.com/office/word/2010/wordprocessingShape" mc:Ignorable="w14 w15 w16se w16cid w16 w16cex w16sdtdh wp14">
+<w:endnotes xmlns:wpc="http://schemas.microsoft.com/office/word/2010/wordprocessingCanvas" xmlns:cx="http://schemas.microsoft.com/office/drawing/2014/chartex" xmlns:cx1="http://schemas.microsoft.com/office/drawing/2015/9/8/chartex" xmlns:cx2="http://schemas.microsoft.com/office/drawing/2015/10/21/chartex" xmlns:cx3="http://schemas.microsoft.com/office/drawing/2016/5/9/chartex" xmlns:cx4="http://schemas.microsoft.com/office/drawing/2016/5/10/chartex" xmlns:cx5="http://schemas.microsoft.com/office/drawing/2016/5/11/chartex" xmlns:cx6="http://schemas.microsoft.com/office/drawing/2016/5/12/chartex" xmlns:cx7="http://schemas.microsoft.com/office/drawing/2016/5/13/chartex" xmlns:cx8="http://schemas.microsoft.com/office/drawing/2016/5/14/chartex" xmlns:mc="http://schemas.openxmlformats.org/markup-compatibility/2006" xmlns:aink="http://schemas.microsoft.com/office/drawing/2016/ink" xmlns:am3d="http://schemas.microsoft.com/office/drawing/2017/model3d" xmlns:o="urn:schemas-microsoft-com:office:office" xmlns:oel="http://schemas.microsoft.com/office/2019/extlst" xmlns:r="http://schemas.openxmlformats.org/officeDocument/2006/relationships" xmlns:m="http://schemas.openxmlformats.org/officeDocument/2006/math" xmlns:v="urn:schemas-microsoft-com:vml" xmlns:wp14="http://schemas.microsoft.com/office/word/2010/wordprocessingDrawing" xmlns:wp="http://schemas.openxmlformats.org/drawingml/2006/wordprocessingDrawing" xmlns:w10="urn:schemas-microsoft-com:office:word" xmlns:w="http://schemas.openxmlformats.org/wordprocessingml/2006/main" xmlns:w14="http://schemas.microsoft.com/office/word/2010/wordml" xmlns:w15="http://schemas.microsoft.com/office/word/2012/wordml" xmlns:w16cex="http://schemas.microsoft.com/office/word/2018/wordml/cex" xmlns:w16cid="http://schemas.microsoft.com/office/word/2016/wordml/cid" xmlns:w16="http://schemas.microsoft.com/office/word/2018/wordml" xmlns:w16sdtdh="http://schemas.microsoft.com/office/word/2020/wordml/sdtdatahash" xmlns:w16se="http://schemas.microsoft.com/office/word/2015/wordml/symex" xmlns:wpg="http://schemas.microsoft.com/office/word/2010/wordprocessingGroup" xmlns:wpi="http://schemas.microsoft.com/office/word/2010/wordprocessingInk" xmlns:wne="http://schemas.microsoft.com/office/word/2006/wordml" xmlns:wps="http://schemas.microsoft.com/office/word/2010/wordprocessingShape" mc:Ignorable="w14 w15 w16se w16cid w16 w16cex w16sdtdh wp14">
   <w:endnote w:type="separator" w:id="-1">
     <w:p>
       <w:r>
@@ -1160,7 +1180,17 @@
 </file>
 
 <file path=word/footer1.xml><?xml version="1.0" encoding="utf-8"?>
-<w:ftr xmlns:wpc="http://schemas.microsoft.com/office/word/2010/wordprocessingCanvas" xmlns:cx="http://schemas.microsoft.com/office/drawing/2014/chartex" xmlns:cx1="http://schemas.microsoft.com/office/drawing/2015/9/8/chartex" xmlns:cx2="http://schemas.microsoft.com/office/drawing/2015/10/21/chartex" xmlns:cx3="http://schemas.microsoft.com/office/drawing/2016/5/9/chartex" xmlns:cx4="http://schemas.microsoft.com/office/drawing/2016/5/10/chartex" xmlns:cx5="http://schemas.microsoft.com/office/drawing/2016/5/11/chartex" xmlns:cx6="http://schemas.microsoft.com/office/drawing/2016/5/12/chartex" xmlns:cx7="http://schemas.microsoft.com/office/drawing/2016/5/13/chartex" xmlns:cx8="http://schemas.microsoft.com/office/drawing/2016/5/14/chartex" xmlns:mc="http://schemas.openxmlformats.org/markup-compatibility/2006" xmlns:aink="http://schemas.microsoft.com/office/drawing/2016/ink" xmlns:am3d="http://schemas.microsoft.com/office/drawing/2017/model3d" xmlns:o="urn:schemas-microsoft-com:office:office" xmlns:r="http://schemas.openxmlformats.org/officeDocument/2006/relationships" xmlns:m="http://schemas.openxmlformats.org/officeDocument/2006/math" xmlns:v="urn:schemas-microsoft-com:vml" xmlns:wp14="http://schemas.microsoft.com/office/word/2010/wordprocessingDrawing" xmlns:wp="http://schemas.openxmlformats.org/drawingml/2006/wordprocessingDrawing" xmlns:w10="urn:schemas-microsoft-com:office:word" xmlns:w="http://schemas.openxmlformats.org/wordprocessingml/2006/main" xmlns:w14="http://schemas.microsoft.com/office/word/2010/wordml" xmlns:w15="http://schemas.microsoft.com/office/word/2012/wordml" xmlns:w16cex="http://schemas.microsoft.com/office/word/2018/wordml/cex" xmlns:w16cid="http://schemas.microsoft.com/office/word/2016/wordml/cid" xmlns:w16="http://schemas.microsoft.com/office/word/2018/wordml" xmlns:w16sdtdh="http://schemas.microsoft.com/office/word/2020/wordml/sdtdatahash" xmlns:w16se="http://schemas.microsoft.com/office/word/2015/wordml/symex" xmlns:wpg="http://schemas.microsoft.com/office/word/2010/wordprocessingGroup" xmlns:wpi="http://schemas.microsoft.com/office/word/2010/wordprocessingInk" xmlns:wne="http://schemas.microsoft.com/office/word/2006/wordml" xmlns:wps="http://schemas.microsoft.com/office/word/2010/wordprocessingShape" mc:Ignorable="w14 w15 w16se w16cid w16 w16cex w16sdtdh wp14">
+<w:ftr xmlns:wpc="http://schemas.microsoft.com/office/word/2010/wordprocessingCanvas" xmlns:cx="http://schemas.microsoft.com/office/drawing/2014/chartex" xmlns:cx1="http://schemas.microsoft.com/office/drawing/2015/9/8/chartex" xmlns:cx2="http://schemas.microsoft.com/office/drawing/2015/10/21/chartex" xmlns:cx3="http://schemas.microsoft.com/office/drawing/2016/5/9/chartex" xmlns:cx4="http://schemas.microsoft.com/office/drawing/2016/5/10/chartex" xmlns:cx5="http://schemas.microsoft.com/office/drawing/2016/5/11/chartex" xmlns:cx6="http://schemas.microsoft.com/office/drawing/2016/5/12/chartex" xmlns:cx7="http://schemas.microsoft.com/office/drawing/2016/5/13/chartex" xmlns:cx8="http://schemas.microsoft.com/office/drawing/2016/5/14/chartex" xmlns:mc="http://schemas.openxmlformats.org/markup-compatibility/2006" xmlns:aink="http://schemas.microsoft.com/office/drawing/2016/ink" xmlns:am3d="http://schemas.microsoft.com/office/drawing/2017/model3d" xmlns:o="urn:schemas-microsoft-com:office:office" xmlns:oel="http://schemas.microsoft.com/office/2019/extlst" xmlns:r="http://schemas.openxmlformats.org/officeDocument/2006/relationships" xmlns:m="http://schemas.openxmlformats.org/officeDocument/2006/math" xmlns:v="urn:schemas-microsoft-com:vml" xmlns:wp14="http://schemas.microsoft.com/office/word/2010/wordprocessingDrawing" xmlns:wp="http://schemas.openxmlformats.org/drawingml/2006/wordprocessingDrawing" xmlns:w10="urn:schemas-microsoft-com:office:word" xmlns:w="http://schemas.openxmlformats.org/wordprocessingml/2006/main" xmlns:w14="http://schemas.microsoft.com/office/word/2010/wordml" xmlns:w15="http://schemas.microsoft.com/office/word/2012/wordml" xmlns:w16cex="http://schemas.microsoft.com/office/word/2018/wordml/cex" xmlns:w16cid="http://schemas.microsoft.com/office/word/2016/wordml/cid" xmlns:w16="http://schemas.microsoft.com/office/word/2018/wordml" xmlns:w16sdtdh="http://schemas.microsoft.com/office/word/2020/wordml/sdtdatahash" xmlns:w16se="http://schemas.microsoft.com/office/word/2015/wordml/symex" xmlns:wpg="http://schemas.microsoft.com/office/word/2010/wordprocessingGroup" xmlns:wpi="http://schemas.microsoft.com/office/word/2010/wordprocessingInk" xmlns:wne="http://schemas.microsoft.com/office/word/2006/wordml" xmlns:wps="http://schemas.microsoft.com/office/word/2010/wordprocessingShape" mc:Ignorable="w14 w15 w16se w16cid w16 w16cex w16sdtdh wp14">
+  <w:p>
+    <w:pPr>
+      <w:pStyle w:val="Pidipagina"/>
+    </w:pPr>
+  </w:p>
+</w:ftr>
+</file>
+
+<file path=word/footer2.xml><?xml version="1.0" encoding="utf-8"?>
+<w:ftr xmlns:wpc="http://schemas.microsoft.com/office/word/2010/wordprocessingCanvas" xmlns:cx="http://schemas.microsoft.com/office/drawing/2014/chartex" xmlns:cx1="http://schemas.microsoft.com/office/drawing/2015/9/8/chartex" xmlns:cx2="http://schemas.microsoft.com/office/drawing/2015/10/21/chartex" xmlns:cx3="http://schemas.microsoft.com/office/drawing/2016/5/9/chartex" xmlns:cx4="http://schemas.microsoft.com/office/drawing/2016/5/10/chartex" xmlns:cx5="http://schemas.microsoft.com/office/drawing/2016/5/11/chartex" xmlns:cx6="http://schemas.microsoft.com/office/drawing/2016/5/12/chartex" xmlns:cx7="http://schemas.microsoft.com/office/drawing/2016/5/13/chartex" xmlns:cx8="http://schemas.microsoft.com/office/drawing/2016/5/14/chartex" xmlns:mc="http://schemas.openxmlformats.org/markup-compatibility/2006" xmlns:aink="http://schemas.microsoft.com/office/drawing/2016/ink" xmlns:am3d="http://schemas.microsoft.com/office/drawing/2017/model3d" xmlns:o="urn:schemas-microsoft-com:office:office" xmlns:oel="http://schemas.microsoft.com/office/2019/extlst" xmlns:r="http://schemas.openxmlformats.org/officeDocument/2006/relationships" xmlns:m="http://schemas.openxmlformats.org/officeDocument/2006/math" xmlns:v="urn:schemas-microsoft-com:vml" xmlns:wp14="http://schemas.microsoft.com/office/word/2010/wordprocessingDrawing" xmlns:wp="http://schemas.openxmlformats.org/drawingml/2006/wordprocessingDrawing" xmlns:w10="urn:schemas-microsoft-com:office:word" xmlns:w="http://schemas.openxmlformats.org/wordprocessingml/2006/main" xmlns:w14="http://schemas.microsoft.com/office/word/2010/wordml" xmlns:w15="http://schemas.microsoft.com/office/word/2012/wordml" xmlns:w16cex="http://schemas.microsoft.com/office/word/2018/wordml/cex" xmlns:w16cid="http://schemas.microsoft.com/office/word/2016/wordml/cid" xmlns:w16="http://schemas.microsoft.com/office/word/2018/wordml" xmlns:w16sdtdh="http://schemas.microsoft.com/office/word/2020/wordml/sdtdatahash" xmlns:w16se="http://schemas.microsoft.com/office/word/2015/wordml/symex" xmlns:wpg="http://schemas.microsoft.com/office/word/2010/wordprocessingGroup" xmlns:wpi="http://schemas.microsoft.com/office/word/2010/wordprocessingInk" xmlns:wne="http://schemas.microsoft.com/office/word/2006/wordml" xmlns:wps="http://schemas.microsoft.com/office/word/2010/wordprocessingShape" mc:Ignorable="w14 w15 w16se w16cid w16 w16cex w16sdtdh wp14">
   <w:tbl>
     <w:tblPr>
       <w:tblStyle w:val="Grigliatabella"/>
@@ -1218,20 +1248,16 @@
             <w:framePr w:hSpace="0" w:wrap="auto" w:vAnchor="margin" w:xAlign="left" w:yAlign="inline"/>
             <w:suppressOverlap w:val="0"/>
             <w:jc w:val="center"/>
-            <w:rPr>
-              <w:b/>
-              <w:bCs w:val="0"/>
-            </w:rPr>
           </w:pPr>
           <w:r>
             <w:rPr>
               <w:noProof/>
             </w:rPr>
             <w:drawing>
-              <wp:inline distT="0" distB="0" distL="0" distR="0" wp14:anchorId="0AF1996B" wp14:editId="78A6B309">
-                <wp:extent cx="900000" cy="253899"/>
-                <wp:effectExtent l="0" t="0" r="0" b="0"/>
-                <wp:docPr id="1" name="Picture 12" descr="Icon&#10;&#10;Description automatically generated"/>
+              <wp:inline distT="0" distB="0" distL="0" distR="0" wp14:anchorId="5DCF2583" wp14:editId="6EDF02E8">
+                <wp:extent cx="1136650" cy="445135"/>
+                <wp:effectExtent l="0" t="0" r="6350" b="0"/>
+                <wp:docPr id="3" name="Immagine 3"/>
                 <wp:cNvGraphicFramePr>
                   <a:graphicFrameLocks xmlns:a="http://schemas.openxmlformats.org/drawingml/2006/main" noChangeAspect="1"/>
                 </wp:cNvGraphicFramePr>
@@ -1239,8 +1265,10 @@
                   <a:graphicData uri="http://schemas.openxmlformats.org/drawingml/2006/picture">
                     <pic:pic xmlns:pic="http://schemas.openxmlformats.org/drawingml/2006/picture">
                       <pic:nvPicPr>
-                        <pic:cNvPr id="3" name="Picture 3" descr="Icon&#10;&#10;Description automatically generated"/>
-                        <pic:cNvPicPr/>
+                        <pic:cNvPr id="0" name="Picture 1"/>
+                        <pic:cNvPicPr>
+                          <a:picLocks noChangeAspect="1" noChangeArrowheads="1"/>
+                        </pic:cNvPicPr>
                       </pic:nvPicPr>
                       <pic:blipFill>
                         <a:blip r:embed="rId1">
@@ -1250,18 +1278,23 @@
                             </a:ext>
                           </a:extLst>
                         </a:blip>
+                        <a:srcRect/>
                         <a:stretch>
                           <a:fillRect/>
                         </a:stretch>
                       </pic:blipFill>
-                      <pic:spPr>
+                      <pic:spPr bwMode="auto">
                         <a:xfrm>
                           <a:off x="0" y="0"/>
-                          <a:ext cx="900000" cy="253899"/>
+                          <a:ext cx="1136650" cy="445135"/>
                         </a:xfrm>
                         <a:prstGeom prst="rect">
                           <a:avLst/>
                         </a:prstGeom>
+                        <a:noFill/>
+                        <a:ln>
+                          <a:noFill/>
+                        </a:ln>
                       </pic:spPr>
                     </pic:pic>
                   </a:graphicData>
@@ -1276,43 +1309,13 @@
             <w:framePr w:hSpace="0" w:wrap="auto" w:vAnchor="margin" w:xAlign="left" w:yAlign="inline"/>
             <w:suppressOverlap w:val="0"/>
             <w:jc w:val="center"/>
-            <w:rPr>
-              <w:b/>
-              <w:bCs w:val="0"/>
-            </w:rPr>
-          </w:pPr>
-          <w:r>
-            <w:rPr>
-              <w:b/>
-              <w:bCs w:val="0"/>
-            </w:rPr>
-            <w:t>Istituto per la Protezione Sostenibile delle Piante</w:t>
-          </w:r>
-        </w:p>
-        <w:p>
-          <w:pPr>
-            <w:pStyle w:val="Piedipagina"/>
-            <w:framePr w:hSpace="0" w:wrap="auto" w:vAnchor="margin" w:xAlign="left" w:yAlign="inline"/>
-            <w:suppressOverlap w:val="0"/>
-            <w:jc w:val="center"/>
-          </w:pPr>
-          <w:r>
-            <w:t>www.ipsp.cnr.it</w:t>
-          </w:r>
-        </w:p>
-        <w:p>
-          <w:pPr>
-            <w:pStyle w:val="Piedipagina"/>
-            <w:framePr w:hSpace="0" w:wrap="auto" w:vAnchor="margin" w:xAlign="left" w:yAlign="inline"/>
-            <w:suppressOverlap w:val="0"/>
-            <w:jc w:val="center"/>
           </w:pPr>
           <w:hyperlink r:id="rId2" w:history="1">
             <w:r>
               <w:rPr>
                 <w:rStyle w:val="Collegamentoipertestuale"/>
               </w:rPr>
-              <w:t>segreteria@ipsp.cnr.it</w:t>
+              <w:t>www.ipsp.cnr.it</w:t>
             </w:r>
           </w:hyperlink>
         </w:p>
@@ -1324,6 +1327,22 @@
             <w:jc w:val="center"/>
           </w:pPr>
           <w:hyperlink r:id="rId3" w:history="1">
+            <w:r>
+              <w:rPr>
+                <w:rStyle w:val="Collegamentoipertestuale"/>
+              </w:rPr>
+              <w:t>segreteria.ipsp@icnr.it</w:t>
+            </w:r>
+          </w:hyperlink>
+        </w:p>
+        <w:p>
+          <w:pPr>
+            <w:pStyle w:val="Piedipagina"/>
+            <w:framePr w:hSpace="0" w:wrap="auto" w:vAnchor="margin" w:xAlign="left" w:yAlign="inline"/>
+            <w:suppressOverlap w:val="0"/>
+            <w:jc w:val="center"/>
+          </w:pPr>
+          <w:hyperlink r:id="rId4" w:history="1">
             <w:r>
               <w:rPr>
                 <w:rStyle w:val="Collegamentoipertestuale"/>
@@ -1371,6 +1390,7 @@
             <w:pStyle w:val="Piedipagina"/>
             <w:framePr w:hSpace="0" w:wrap="auto" w:vAnchor="margin" w:xAlign="left" w:yAlign="inline"/>
             <w:suppressOverlap w:val="0"/>
+            <w:jc w:val="left"/>
             <w:rPr>
               <w:spacing w:val="20"/>
             </w:rPr>
@@ -1389,15 +1409,43 @@
             <w:pStyle w:val="Piedipagina"/>
             <w:framePr w:hSpace="0" w:wrap="auto" w:vAnchor="margin" w:xAlign="left" w:yAlign="inline"/>
             <w:suppressOverlap w:val="0"/>
+            <w:jc w:val="left"/>
           </w:pPr>
           <w:r>
             <w:rPr>
               <w:b/>
             </w:rPr>
-            <w:t>Torino Sede Istituzionale</w:t>
+            <w:t xml:space="preserve">Torino </w:t>
           </w:r>
           <w:r>
-            <w:t xml:space="preserve"> – Strada delle Cacce, 73 – 10135 Torino, Tel. + 39 0113977911</w:t>
+            <w:rPr>
+              <w:b/>
+            </w:rPr>
+            <w:t>(s</w:t>
+          </w:r>
+          <w:r>
+            <w:rPr>
+              <w:b/>
+            </w:rPr>
+            <w:t xml:space="preserve">ede </w:t>
+          </w:r>
+          <w:r>
+            <w:rPr>
+              <w:b/>
+            </w:rPr>
+            <w:t>i</w:t>
+          </w:r>
+          <w:r>
+            <w:rPr>
+              <w:b/>
+            </w:rPr>
+            <w:t>stituzionale</w:t>
+          </w:r>
+          <w:r>
+            <w:t xml:space="preserve">) </w:t>
+          </w:r>
+          <w:r>
+            <w:t>– Strada delle Cacce, 73 – 10135 Torino, Tel. + 39 0113977911</w:t>
           </w:r>
         </w:p>
         <w:p>
@@ -1405,6 +1453,7 @@
             <w:pStyle w:val="Piedipagina"/>
             <w:framePr w:hSpace="0" w:wrap="auto" w:vAnchor="margin" w:xAlign="left" w:yAlign="inline"/>
             <w:suppressOverlap w:val="0"/>
+            <w:jc w:val="left"/>
           </w:pPr>
           <w:r>
             <w:rPr>
@@ -1421,15 +1470,43 @@
             <w:pStyle w:val="Piedipagina"/>
             <w:framePr w:hSpace="0" w:wrap="auto" w:vAnchor="margin" w:xAlign="left" w:yAlign="inline"/>
             <w:suppressOverlap w:val="0"/>
+            <w:jc w:val="left"/>
           </w:pPr>
           <w:r>
             <w:rPr>
               <w:b/>
             </w:rPr>
-            <w:t>Legnaro (PD)</w:t>
+            <w:t>Padova</w:t>
           </w:r>
           <w:r>
-            <w:t xml:space="preserve"> – Viale dell’Università, 16 – 35020 Legnaro (PD), Tel. +39 0498272819</w:t>
+            <w:t xml:space="preserve"> – </w:t>
+          </w:r>
+          <w:r>
+            <w:t>Corso Stati Uniti</w:t>
+          </w:r>
+          <w:r>
+            <w:t xml:space="preserve">, </w:t>
+          </w:r>
+          <w:r>
+            <w:t>4</w:t>
+          </w:r>
+          <w:r>
+            <w:t xml:space="preserve"> – </w:t>
+          </w:r>
+          <w:r>
+            <w:t>35127</w:t>
+          </w:r>
+          <w:r>
+            <w:t xml:space="preserve"> </w:t>
+          </w:r>
+          <w:r>
+            <w:t>Padova</w:t>
+          </w:r>
+          <w:r>
+            <w:t xml:space="preserve">, Tel. +39 </w:t>
+          </w:r>
+          <w:r>
+            <w:t>0498295649</w:t>
           </w:r>
         </w:p>
         <w:p>
@@ -1437,6 +1514,7 @@
             <w:pStyle w:val="Piedipagina"/>
             <w:framePr w:hSpace="0" w:wrap="auto" w:vAnchor="margin" w:xAlign="left" w:yAlign="inline"/>
             <w:suppressOverlap w:val="0"/>
+            <w:jc w:val="left"/>
           </w:pPr>
           <w:r>
             <w:rPr>
@@ -1453,6 +1531,7 @@
             <w:pStyle w:val="Piedipagina"/>
             <w:framePr w:hSpace="0" w:wrap="auto" w:vAnchor="margin" w:xAlign="left" w:yAlign="inline"/>
             <w:suppressOverlap w:val="0"/>
+            <w:jc w:val="left"/>
           </w:pPr>
           <w:r>
             <w:rPr>
@@ -1476,9 +1555,7 @@
           </w:pPr>
           <w:r>
             <w:rPr>
-              <w:rFonts w:cs="Calibri"/>
               <w:b/>
-              <w:color w:val="002F5F"/>
               <w:sz w:val="16"/>
               <w:szCs w:val="16"/>
             </w:rPr>
@@ -1486,9 +1563,6 @@
           </w:r>
           <w:r>
             <w:rPr>
-              <w:rFonts w:cs="Calibri"/>
-              <w:bCs/>
-              <w:color w:val="002F5F"/>
               <w:sz w:val="16"/>
               <w:szCs w:val="16"/>
             </w:rPr>
@@ -1506,8 +1580,18 @@
 </w:ftr>
 </file>
 
+<file path=word/footer3.xml><?xml version="1.0" encoding="utf-8"?>
+<w:ftr xmlns:wpc="http://schemas.microsoft.com/office/word/2010/wordprocessingCanvas" xmlns:cx="http://schemas.microsoft.com/office/drawing/2014/chartex" xmlns:cx1="http://schemas.microsoft.com/office/drawing/2015/9/8/chartex" xmlns:cx2="http://schemas.microsoft.com/office/drawing/2015/10/21/chartex" xmlns:cx3="http://schemas.microsoft.com/office/drawing/2016/5/9/chartex" xmlns:cx4="http://schemas.microsoft.com/office/drawing/2016/5/10/chartex" xmlns:cx5="http://schemas.microsoft.com/office/drawing/2016/5/11/chartex" xmlns:cx6="http://schemas.microsoft.com/office/drawing/2016/5/12/chartex" xmlns:cx7="http://schemas.microsoft.com/office/drawing/2016/5/13/chartex" xmlns:cx8="http://schemas.microsoft.com/office/drawing/2016/5/14/chartex" xmlns:mc="http://schemas.openxmlformats.org/markup-compatibility/2006" xmlns:aink="http://schemas.microsoft.com/office/drawing/2016/ink" xmlns:am3d="http://schemas.microsoft.com/office/drawing/2017/model3d" xmlns:o="urn:schemas-microsoft-com:office:office" xmlns:oel="http://schemas.microsoft.com/office/2019/extlst" xmlns:r="http://schemas.openxmlformats.org/officeDocument/2006/relationships" xmlns:m="http://schemas.openxmlformats.org/officeDocument/2006/math" xmlns:v="urn:schemas-microsoft-com:vml" xmlns:wp14="http://schemas.microsoft.com/office/word/2010/wordprocessingDrawing" xmlns:wp="http://schemas.openxmlformats.org/drawingml/2006/wordprocessingDrawing" xmlns:w10="urn:schemas-microsoft-com:office:word" xmlns:w="http://schemas.openxmlformats.org/wordprocessingml/2006/main" xmlns:w14="http://schemas.microsoft.com/office/word/2010/wordml" xmlns:w15="http://schemas.microsoft.com/office/word/2012/wordml" xmlns:w16cex="http://schemas.microsoft.com/office/word/2018/wordml/cex" xmlns:w16cid="http://schemas.microsoft.com/office/word/2016/wordml/cid" xmlns:w16="http://schemas.microsoft.com/office/word/2018/wordml" xmlns:w16sdtdh="http://schemas.microsoft.com/office/word/2020/wordml/sdtdatahash" xmlns:w16se="http://schemas.microsoft.com/office/word/2015/wordml/symex" xmlns:wpg="http://schemas.microsoft.com/office/word/2010/wordprocessingGroup" xmlns:wpi="http://schemas.microsoft.com/office/word/2010/wordprocessingInk" xmlns:wne="http://schemas.microsoft.com/office/word/2006/wordml" xmlns:wps="http://schemas.microsoft.com/office/word/2010/wordprocessingShape" mc:Ignorable="w14 w15 w16se w16cid w16 w16cex w16sdtdh wp14">
+  <w:p>
+    <w:pPr>
+      <w:pStyle w:val="Pidipagina"/>
+    </w:pPr>
+  </w:p>
+</w:ftr>
+</file>
+
 <file path=word/footnotes.xml><?xml version="1.0" encoding="utf-8"?>
-<w:footnotes xmlns:wpc="http://schemas.microsoft.com/office/word/2010/wordprocessingCanvas" xmlns:cx="http://schemas.microsoft.com/office/drawing/2014/chartex" xmlns:cx1="http://schemas.microsoft.com/office/drawing/2015/9/8/chartex" xmlns:cx2="http://schemas.microsoft.com/office/drawing/2015/10/21/chartex" xmlns:cx3="http://schemas.microsoft.com/office/drawing/2016/5/9/chartex" xmlns:cx4="http://schemas.microsoft.com/office/drawing/2016/5/10/chartex" xmlns:cx5="http://schemas.microsoft.com/office/drawing/2016/5/11/chartex" xmlns:cx6="http://schemas.microsoft.com/office/drawing/2016/5/12/chartex" xmlns:cx7="http://schemas.microsoft.com/office/drawing/2016/5/13/chartex" xmlns:cx8="http://schemas.microsoft.com/office/drawing/2016/5/14/chartex" xmlns:mc="http://schemas.openxmlformats.org/markup-compatibility/2006" xmlns:aink="http://schemas.microsoft.com/office/drawing/2016/ink" xmlns:am3d="http://schemas.microsoft.com/office/drawing/2017/model3d" xmlns:o="urn:schemas-microsoft-com:office:office" xmlns:r="http://schemas.openxmlformats.org/officeDocument/2006/relationships" xmlns:m="http://schemas.openxmlformats.org/officeDocument/2006/math" xmlns:v="urn:schemas-microsoft-com:vml" xmlns:wp14="http://schemas.microsoft.com/office/word/2010/wordprocessingDrawing" xmlns:wp="http://schemas.openxmlformats.org/drawingml/2006/wordprocessingDrawing" xmlns:w10="urn:schemas-microsoft-com:office:word" xmlns:w="http://schemas.openxmlformats.org/wordprocessingml/2006/main" xmlns:w14="http://schemas.microsoft.com/office/word/2010/wordml" xmlns:w15="http://schemas.microsoft.com/office/word/2012/wordml" xmlns:w16cex="http://schemas.microsoft.com/office/word/2018/wordml/cex" xmlns:w16cid="http://schemas.microsoft.com/office/word/2016/wordml/cid" xmlns:w16="http://schemas.microsoft.com/office/word/2018/wordml" xmlns:w16sdtdh="http://schemas.microsoft.com/office/word/2020/wordml/sdtdatahash" xmlns:w16se="http://schemas.microsoft.com/office/word/2015/wordml/symex" xmlns:wpg="http://schemas.microsoft.com/office/word/2010/wordprocessingGroup" xmlns:wpi="http://schemas.microsoft.com/office/word/2010/wordprocessingInk" xmlns:wne="http://schemas.microsoft.com/office/word/2006/wordml" xmlns:wps="http://schemas.microsoft.com/office/word/2010/wordprocessingShape" mc:Ignorable="w14 w15 w16se w16cid w16 w16cex w16sdtdh wp14">
+<w:footnotes xmlns:wpc="http://schemas.microsoft.com/office/word/2010/wordprocessingCanvas" xmlns:cx="http://schemas.microsoft.com/office/drawing/2014/chartex" xmlns:cx1="http://schemas.microsoft.com/office/drawing/2015/9/8/chartex" xmlns:cx2="http://schemas.microsoft.com/office/drawing/2015/10/21/chartex" xmlns:cx3="http://schemas.microsoft.com/office/drawing/2016/5/9/chartex" xmlns:cx4="http://schemas.microsoft.com/office/drawing/2016/5/10/chartex" xmlns:cx5="http://schemas.microsoft.com/office/drawing/2016/5/11/chartex" xmlns:cx6="http://schemas.microsoft.com/office/drawing/2016/5/12/chartex" xmlns:cx7="http://schemas.microsoft.com/office/drawing/2016/5/13/chartex" xmlns:cx8="http://schemas.microsoft.com/office/drawing/2016/5/14/chartex" xmlns:mc="http://schemas.openxmlformats.org/markup-compatibility/2006" xmlns:aink="http://schemas.microsoft.com/office/drawing/2016/ink" xmlns:am3d="http://schemas.microsoft.com/office/drawing/2017/model3d" xmlns:o="urn:schemas-microsoft-com:office:office" xmlns:oel="http://schemas.microsoft.com/office/2019/extlst" xmlns:r="http://schemas.openxmlformats.org/officeDocument/2006/relationships" xmlns:m="http://schemas.openxmlformats.org/officeDocument/2006/math" xmlns:v="urn:schemas-microsoft-com:vml" xmlns:wp14="http://schemas.microsoft.com/office/word/2010/wordprocessingDrawing" xmlns:wp="http://schemas.openxmlformats.org/drawingml/2006/wordprocessingDrawing" xmlns:w10="urn:schemas-microsoft-com:office:word" xmlns:w="http://schemas.openxmlformats.org/wordprocessingml/2006/main" xmlns:w14="http://schemas.microsoft.com/office/word/2010/wordml" xmlns:w15="http://schemas.microsoft.com/office/word/2012/wordml" xmlns:w16cex="http://schemas.microsoft.com/office/word/2018/wordml/cex" xmlns:w16cid="http://schemas.microsoft.com/office/word/2016/wordml/cid" xmlns:w16="http://schemas.microsoft.com/office/word/2018/wordml" xmlns:w16sdtdh="http://schemas.microsoft.com/office/word/2020/wordml/sdtdatahash" xmlns:w16se="http://schemas.microsoft.com/office/word/2015/wordml/symex" xmlns:wpg="http://schemas.microsoft.com/office/word/2010/wordprocessingGroup" xmlns:wpi="http://schemas.microsoft.com/office/word/2010/wordprocessingInk" xmlns:wne="http://schemas.microsoft.com/office/word/2006/wordml" xmlns:wps="http://schemas.microsoft.com/office/word/2010/wordprocessingShape" mc:Ignorable="w14 w15 w16se w16cid w16 w16cex w16sdtdh wp14">
   <w:footnote w:type="separator" w:id="-1">
     <w:p>
       <w:r>
@@ -1646,7 +1730,17 @@
 </file>
 
 <file path=word/header1.xml><?xml version="1.0" encoding="utf-8"?>
-<w:hdr xmlns:wpc="http://schemas.microsoft.com/office/word/2010/wordprocessingCanvas" xmlns:cx="http://schemas.microsoft.com/office/drawing/2014/chartex" xmlns:cx1="http://schemas.microsoft.com/office/drawing/2015/9/8/chartex" xmlns:cx2="http://schemas.microsoft.com/office/drawing/2015/10/21/chartex" xmlns:cx3="http://schemas.microsoft.com/office/drawing/2016/5/9/chartex" xmlns:cx4="http://schemas.microsoft.com/office/drawing/2016/5/10/chartex" xmlns:cx5="http://schemas.microsoft.com/office/drawing/2016/5/11/chartex" xmlns:cx6="http://schemas.microsoft.com/office/drawing/2016/5/12/chartex" xmlns:cx7="http://schemas.microsoft.com/office/drawing/2016/5/13/chartex" xmlns:cx8="http://schemas.microsoft.com/office/drawing/2016/5/14/chartex" xmlns:mc="http://schemas.openxmlformats.org/markup-compatibility/2006" xmlns:aink="http://schemas.microsoft.com/office/drawing/2016/ink" xmlns:am3d="http://schemas.microsoft.com/office/drawing/2017/model3d" xmlns:o="urn:schemas-microsoft-com:office:office" xmlns:r="http://schemas.openxmlformats.org/officeDocument/2006/relationships" xmlns:m="http://schemas.openxmlformats.org/officeDocument/2006/math" xmlns:v="urn:schemas-microsoft-com:vml" xmlns:wp14="http://schemas.microsoft.com/office/word/2010/wordprocessingDrawing" xmlns:wp="http://schemas.openxmlformats.org/drawingml/2006/wordprocessingDrawing" xmlns:w10="urn:schemas-microsoft-com:office:word" xmlns:w="http://schemas.openxmlformats.org/wordprocessingml/2006/main" xmlns:w14="http://schemas.microsoft.com/office/word/2010/wordml" xmlns:w15="http://schemas.microsoft.com/office/word/2012/wordml" xmlns:w16cex="http://schemas.microsoft.com/office/word/2018/wordml/cex" xmlns:w16cid="http://schemas.microsoft.com/office/word/2016/wordml/cid" xmlns:w16="http://schemas.microsoft.com/office/word/2018/wordml" xmlns:w16sdtdh="http://schemas.microsoft.com/office/word/2020/wordml/sdtdatahash" xmlns:w16se="http://schemas.microsoft.com/office/word/2015/wordml/symex" xmlns:wpg="http://schemas.microsoft.com/office/word/2010/wordprocessingGroup" xmlns:wpi="http://schemas.microsoft.com/office/word/2010/wordprocessingInk" xmlns:wne="http://schemas.microsoft.com/office/word/2006/wordml" xmlns:wps="http://schemas.microsoft.com/office/word/2010/wordprocessingShape" mc:Ignorable="w14 w15 w16se w16cid w16 w16cex w16sdtdh wp14">
+<w:hdr xmlns:wpc="http://schemas.microsoft.com/office/word/2010/wordprocessingCanvas" xmlns:cx="http://schemas.microsoft.com/office/drawing/2014/chartex" xmlns:cx1="http://schemas.microsoft.com/office/drawing/2015/9/8/chartex" xmlns:cx2="http://schemas.microsoft.com/office/drawing/2015/10/21/chartex" xmlns:cx3="http://schemas.microsoft.com/office/drawing/2016/5/9/chartex" xmlns:cx4="http://schemas.microsoft.com/office/drawing/2016/5/10/chartex" xmlns:cx5="http://schemas.microsoft.com/office/drawing/2016/5/11/chartex" xmlns:cx6="http://schemas.microsoft.com/office/drawing/2016/5/12/chartex" xmlns:cx7="http://schemas.microsoft.com/office/drawing/2016/5/13/chartex" xmlns:cx8="http://schemas.microsoft.com/office/drawing/2016/5/14/chartex" xmlns:mc="http://schemas.openxmlformats.org/markup-compatibility/2006" xmlns:aink="http://schemas.microsoft.com/office/drawing/2016/ink" xmlns:am3d="http://schemas.microsoft.com/office/drawing/2017/model3d" xmlns:o="urn:schemas-microsoft-com:office:office" xmlns:oel="http://schemas.microsoft.com/office/2019/extlst" xmlns:r="http://schemas.openxmlformats.org/officeDocument/2006/relationships" xmlns:m="http://schemas.openxmlformats.org/officeDocument/2006/math" xmlns:v="urn:schemas-microsoft-com:vml" xmlns:wp14="http://schemas.microsoft.com/office/word/2010/wordprocessingDrawing" xmlns:wp="http://schemas.openxmlformats.org/drawingml/2006/wordprocessingDrawing" xmlns:w10="urn:schemas-microsoft-com:office:word" xmlns:w="http://schemas.openxmlformats.org/wordprocessingml/2006/main" xmlns:w14="http://schemas.microsoft.com/office/word/2010/wordml" xmlns:w15="http://schemas.microsoft.com/office/word/2012/wordml" xmlns:w16cex="http://schemas.microsoft.com/office/word/2018/wordml/cex" xmlns:w16cid="http://schemas.microsoft.com/office/word/2016/wordml/cid" xmlns:w16="http://schemas.microsoft.com/office/word/2018/wordml" xmlns:w16sdtdh="http://schemas.microsoft.com/office/word/2020/wordml/sdtdatahash" xmlns:w16se="http://schemas.microsoft.com/office/word/2015/wordml/symex" xmlns:wpg="http://schemas.microsoft.com/office/word/2010/wordprocessingGroup" xmlns:wpi="http://schemas.microsoft.com/office/word/2010/wordprocessingInk" xmlns:wne="http://schemas.microsoft.com/office/word/2006/wordml" xmlns:wps="http://schemas.microsoft.com/office/word/2010/wordprocessingShape" mc:Ignorable="w14 w15 w16se w16cid w16 w16cex w16sdtdh wp14">
+  <w:p>
+    <w:pPr>
+      <w:pStyle w:val="Intestazione"/>
+    </w:pPr>
+  </w:p>
+</w:hdr>
+</file>
+
+<file path=word/header2.xml><?xml version="1.0" encoding="utf-8"?>
+<w:hdr xmlns:wpc="http://schemas.microsoft.com/office/word/2010/wordprocessingCanvas" xmlns:cx="http://schemas.microsoft.com/office/drawing/2014/chartex" xmlns:cx1="http://schemas.microsoft.com/office/drawing/2015/9/8/chartex" xmlns:cx2="http://schemas.microsoft.com/office/drawing/2015/10/21/chartex" xmlns:cx3="http://schemas.microsoft.com/office/drawing/2016/5/9/chartex" xmlns:cx4="http://schemas.microsoft.com/office/drawing/2016/5/10/chartex" xmlns:cx5="http://schemas.microsoft.com/office/drawing/2016/5/11/chartex" xmlns:cx6="http://schemas.microsoft.com/office/drawing/2016/5/12/chartex" xmlns:cx7="http://schemas.microsoft.com/office/drawing/2016/5/13/chartex" xmlns:cx8="http://schemas.microsoft.com/office/drawing/2016/5/14/chartex" xmlns:mc="http://schemas.openxmlformats.org/markup-compatibility/2006" xmlns:aink="http://schemas.microsoft.com/office/drawing/2016/ink" xmlns:am3d="http://schemas.microsoft.com/office/drawing/2017/model3d" xmlns:o="urn:schemas-microsoft-com:office:office" xmlns:oel="http://schemas.microsoft.com/office/2019/extlst" xmlns:r="http://schemas.openxmlformats.org/officeDocument/2006/relationships" xmlns:m="http://schemas.openxmlformats.org/officeDocument/2006/math" xmlns:v="urn:schemas-microsoft-com:vml" xmlns:wp14="http://schemas.microsoft.com/office/word/2010/wordprocessingDrawing" xmlns:wp="http://schemas.openxmlformats.org/drawingml/2006/wordprocessingDrawing" xmlns:w10="urn:schemas-microsoft-com:office:word" xmlns:w="http://schemas.openxmlformats.org/wordprocessingml/2006/main" xmlns:w14="http://schemas.microsoft.com/office/word/2010/wordml" xmlns:w15="http://schemas.microsoft.com/office/word/2012/wordml" xmlns:w16cex="http://schemas.microsoft.com/office/word/2018/wordml/cex" xmlns:w16cid="http://schemas.microsoft.com/office/word/2016/wordml/cid" xmlns:w16="http://schemas.microsoft.com/office/word/2018/wordml" xmlns:w16sdtdh="http://schemas.microsoft.com/office/word/2020/wordml/sdtdatahash" xmlns:w16se="http://schemas.microsoft.com/office/word/2015/wordml/symex" xmlns:wpg="http://schemas.microsoft.com/office/word/2010/wordprocessingGroup" xmlns:wpi="http://schemas.microsoft.com/office/word/2010/wordprocessingInk" xmlns:wne="http://schemas.microsoft.com/office/word/2006/wordml" xmlns:wps="http://schemas.microsoft.com/office/word/2010/wordprocessingShape" mc:Ignorable="w14 w15 w16se w16cid w16 w16cex w16sdtdh wp14">
   <w:p>
     <w:pPr>
       <w:pStyle w:val="Intestazione"/>
@@ -1731,7 +1825,7 @@
           <v:path o:extrusionok="f" gradientshapeok="t" o:connecttype="rect"/>
           <o:lock v:ext="edit" aspectratio="t"/>
         </v:shapetype>
-        <v:shape id="_x0000_s2049" type="#_x0000_t75" alt="" style="position:absolute;left:0;text-align:left;margin-left:0;margin-top:0;width:595.9pt;height:85.95pt;z-index:-251658752;mso-wrap-edited:f;mso-width-percent:0;mso-height-percent:0;mso-position-horizontal:absolute;mso-position-horizontal-relative:page;mso-position-vertical:absolute;mso-position-vertical-relative:page;mso-width-percent:0;mso-height-percent:0;mso-width-relative:page;mso-height-relative:page">
+        <v:shape id="_x0000_s1025" type="#_x0000_t75" alt="" style="position:absolute;left:0;text-align:left;margin-left:0;margin-top:0;width:595.9pt;height:85.95pt;z-index:-251658752;mso-wrap-edited:f;mso-width-percent:0;mso-height-percent:0;mso-position-horizontal:absolute;mso-position-horizontal-relative:page;mso-position-vertical:absolute;mso-position-vertical-relative:page;mso-width-percent:0;mso-height-percent:0;mso-width-relative:page;mso-height-relative:page">
           <v:imagedata r:id="rId1" o:title="000 4 loghi definitivo"/>
           <w10:wrap anchorx="page" anchory="page"/>
         </v:shape>
@@ -1772,8 +1866,18 @@
         <w:iCs/>
         <w:color w:val="808080" w:themeColor="background1" w:themeShade="80"/>
       </w:rPr>
-      <w:t>obblighi assunzionali</w:t>
+      <w:t xml:space="preserve">obblighi </w:t>
     </w:r>
+    <w:proofErr w:type="spellStart"/>
+    <w:r>
+      <w:rPr>
+        <w:i/>
+        <w:iCs/>
+        <w:color w:val="808080" w:themeColor="background1" w:themeShade="80"/>
+      </w:rPr>
+      <w:t>assunzionali</w:t>
+    </w:r>
+    <w:proofErr w:type="spellEnd"/>
   </w:p>
   <w:p/>
   <w:p>
@@ -1781,13 +1885,23 @@
       <w:rPr>
         <w:rFonts w:cstheme="minorHAnsi"/>
       </w:rPr>
+    </w:pPr>
+  </w:p>
+</w:hdr>
+</file>
+
+<file path=word/header3.xml><?xml version="1.0" encoding="utf-8"?>
+<w:hdr xmlns:wpc="http://schemas.microsoft.com/office/word/2010/wordprocessingCanvas" xmlns:cx="http://schemas.microsoft.com/office/drawing/2014/chartex" xmlns:cx1="http://schemas.microsoft.com/office/drawing/2015/9/8/chartex" xmlns:cx2="http://schemas.microsoft.com/office/drawing/2015/10/21/chartex" xmlns:cx3="http://schemas.microsoft.com/office/drawing/2016/5/9/chartex" xmlns:cx4="http://schemas.microsoft.com/office/drawing/2016/5/10/chartex" xmlns:cx5="http://schemas.microsoft.com/office/drawing/2016/5/11/chartex" xmlns:cx6="http://schemas.microsoft.com/office/drawing/2016/5/12/chartex" xmlns:cx7="http://schemas.microsoft.com/office/drawing/2016/5/13/chartex" xmlns:cx8="http://schemas.microsoft.com/office/drawing/2016/5/14/chartex" xmlns:mc="http://schemas.openxmlformats.org/markup-compatibility/2006" xmlns:aink="http://schemas.microsoft.com/office/drawing/2016/ink" xmlns:am3d="http://schemas.microsoft.com/office/drawing/2017/model3d" xmlns:o="urn:schemas-microsoft-com:office:office" xmlns:oel="http://schemas.microsoft.com/office/2019/extlst" xmlns:r="http://schemas.openxmlformats.org/officeDocument/2006/relationships" xmlns:m="http://schemas.openxmlformats.org/officeDocument/2006/math" xmlns:v="urn:schemas-microsoft-com:vml" xmlns:wp14="http://schemas.microsoft.com/office/word/2010/wordprocessingDrawing" xmlns:wp="http://schemas.openxmlformats.org/drawingml/2006/wordprocessingDrawing" xmlns:w10="urn:schemas-microsoft-com:office:word" xmlns:w="http://schemas.openxmlformats.org/wordprocessingml/2006/main" xmlns:w14="http://schemas.microsoft.com/office/word/2010/wordml" xmlns:w15="http://schemas.microsoft.com/office/word/2012/wordml" xmlns:w16cex="http://schemas.microsoft.com/office/word/2018/wordml/cex" xmlns:w16cid="http://schemas.microsoft.com/office/word/2016/wordml/cid" xmlns:w16="http://schemas.microsoft.com/office/word/2018/wordml" xmlns:w16sdtdh="http://schemas.microsoft.com/office/word/2020/wordml/sdtdatahash" xmlns:w16se="http://schemas.microsoft.com/office/word/2015/wordml/symex" xmlns:wpg="http://schemas.microsoft.com/office/word/2010/wordprocessingGroup" xmlns:wpi="http://schemas.microsoft.com/office/word/2010/wordprocessingInk" xmlns:wne="http://schemas.microsoft.com/office/word/2006/wordml" xmlns:wps="http://schemas.microsoft.com/office/word/2010/wordprocessingShape" mc:Ignorable="w14 w15 w16se w16cid w16 w16cex w16sdtdh wp14">
+  <w:p>
+    <w:pPr>
+      <w:pStyle w:val="Intestazione"/>
     </w:pPr>
   </w:p>
 </w:hdr>
 </file>
 
 <file path=word/numbering.xml><?xml version="1.0" encoding="utf-8"?>
-<w:numbering xmlns:wpc="http://schemas.microsoft.com/office/word/2010/wordprocessingCanvas" xmlns:cx="http://schemas.microsoft.com/office/drawing/2014/chartex" xmlns:cx1="http://schemas.microsoft.com/office/drawing/2015/9/8/chartex" xmlns:cx2="http://schemas.microsoft.com/office/drawing/2015/10/21/chartex" xmlns:cx3="http://schemas.microsoft.com/office/drawing/2016/5/9/chartex" xmlns:cx4="http://schemas.microsoft.com/office/drawing/2016/5/10/chartex" xmlns:cx5="http://schemas.microsoft.com/office/drawing/2016/5/11/chartex" xmlns:cx6="http://schemas.microsoft.com/office/drawing/2016/5/12/chartex" xmlns:cx7="http://schemas.microsoft.com/office/drawing/2016/5/13/chartex" xmlns:cx8="http://schemas.microsoft.com/office/drawing/2016/5/14/chartex" xmlns:mc="http://schemas.openxmlformats.org/markup-compatibility/2006" xmlns:aink="http://schemas.microsoft.com/office/drawing/2016/ink" xmlns:am3d="http://schemas.microsoft.com/office/drawing/2017/model3d" xmlns:o="urn:schemas-microsoft-com:office:office" xmlns:r="http://schemas.openxmlformats.org/officeDocument/2006/relationships" xmlns:m="http://schemas.openxmlformats.org/officeDocument/2006/math" xmlns:v="urn:schemas-microsoft-com:vml" xmlns:wp14="http://schemas.microsoft.com/office/word/2010/wordprocessingDrawing" xmlns:wp="http://schemas.openxmlformats.org/drawingml/2006/wordprocessingDrawing" xmlns:w10="urn:schemas-microsoft-com:office:word" xmlns:w="http://schemas.openxmlformats.org/wordprocessingml/2006/main" xmlns:w14="http://schemas.microsoft.com/office/word/2010/wordml" xmlns:w15="http://schemas.microsoft.com/office/word/2012/wordml" xmlns:w16cex="http://schemas.microsoft.com/office/word/2018/wordml/cex" xmlns:w16cid="http://schemas.microsoft.com/office/word/2016/wordml/cid" xmlns:w16="http://schemas.microsoft.com/office/word/2018/wordml" xmlns:w16sdtdh="http://schemas.microsoft.com/office/word/2020/wordml/sdtdatahash" xmlns:w16se="http://schemas.microsoft.com/office/word/2015/wordml/symex" xmlns:wpg="http://schemas.microsoft.com/office/word/2010/wordprocessingGroup" xmlns:wpi="http://schemas.microsoft.com/office/word/2010/wordprocessingInk" xmlns:wne="http://schemas.microsoft.com/office/word/2006/wordml" xmlns:wps="http://schemas.microsoft.com/office/word/2010/wordprocessingShape" mc:Ignorable="w14 w15 w16se w16cid w16 w16cex w16sdtdh wp14">
+<w:numbering xmlns:wpc="http://schemas.microsoft.com/office/word/2010/wordprocessingCanvas" xmlns:cx="http://schemas.microsoft.com/office/drawing/2014/chartex" xmlns:cx1="http://schemas.microsoft.com/office/drawing/2015/9/8/chartex" xmlns:cx2="http://schemas.microsoft.com/office/drawing/2015/10/21/chartex" xmlns:cx3="http://schemas.microsoft.com/office/drawing/2016/5/9/chartex" xmlns:cx4="http://schemas.microsoft.com/office/drawing/2016/5/10/chartex" xmlns:cx5="http://schemas.microsoft.com/office/drawing/2016/5/11/chartex" xmlns:cx6="http://schemas.microsoft.com/office/drawing/2016/5/12/chartex" xmlns:cx7="http://schemas.microsoft.com/office/drawing/2016/5/13/chartex" xmlns:cx8="http://schemas.microsoft.com/office/drawing/2016/5/14/chartex" xmlns:mc="http://schemas.openxmlformats.org/markup-compatibility/2006" xmlns:aink="http://schemas.microsoft.com/office/drawing/2016/ink" xmlns:am3d="http://schemas.microsoft.com/office/drawing/2017/model3d" xmlns:o="urn:schemas-microsoft-com:office:office" xmlns:oel="http://schemas.microsoft.com/office/2019/extlst" xmlns:r="http://schemas.openxmlformats.org/officeDocument/2006/relationships" xmlns:m="http://schemas.openxmlformats.org/officeDocument/2006/math" xmlns:v="urn:schemas-microsoft-com:vml" xmlns:wp14="http://schemas.microsoft.com/office/word/2010/wordprocessingDrawing" xmlns:wp="http://schemas.openxmlformats.org/drawingml/2006/wordprocessingDrawing" xmlns:w10="urn:schemas-microsoft-com:office:word" xmlns:w="http://schemas.openxmlformats.org/wordprocessingml/2006/main" xmlns:w14="http://schemas.microsoft.com/office/word/2010/wordml" xmlns:w15="http://schemas.microsoft.com/office/word/2012/wordml" xmlns:w16cex="http://schemas.microsoft.com/office/word/2018/wordml/cex" xmlns:w16cid="http://schemas.microsoft.com/office/word/2016/wordml/cid" xmlns:w16="http://schemas.microsoft.com/office/word/2018/wordml" xmlns:w16sdtdh="http://schemas.microsoft.com/office/word/2020/wordml/sdtdatahash" xmlns:w16se="http://schemas.microsoft.com/office/word/2015/wordml/symex" xmlns:wpg="http://schemas.microsoft.com/office/word/2010/wordprocessingGroup" xmlns:wpi="http://schemas.microsoft.com/office/word/2010/wordprocessingInk" xmlns:wne="http://schemas.microsoft.com/office/word/2006/wordml" xmlns:wps="http://schemas.microsoft.com/office/word/2010/wordprocessingShape" mc:Ignorable="w14 w15 w16se w16cid w16 w16cex w16sdtdh wp14">
   <w:abstractNum w:abstractNumId="0" w15:restartNumberingAfterBreak="0">
     <w:nsid w:val="C7E44A8C"/>
     <w:multiLevelType w:val="singleLevel"/>
@@ -6853,154 +6967,154 @@
       </w:pPr>
     </w:lvl>
   </w:abstractNum>
-  <w:num w:numId="1">
+  <w:num w:numId="1" w16cid:durableId="437871142">
     <w:abstractNumId w:val="12"/>
   </w:num>
-  <w:num w:numId="2">
+  <w:num w:numId="2" w16cid:durableId="1161773371">
     <w:abstractNumId w:val="4"/>
   </w:num>
-  <w:num w:numId="3">
+  <w:num w:numId="3" w16cid:durableId="253436356">
     <w:abstractNumId w:val="20"/>
   </w:num>
-  <w:num w:numId="4">
+  <w:num w:numId="4" w16cid:durableId="307169203">
     <w:abstractNumId w:val="0"/>
   </w:num>
-  <w:num w:numId="5">
+  <w:num w:numId="5" w16cid:durableId="479075215">
     <w:abstractNumId w:val="35"/>
   </w:num>
-  <w:num w:numId="6">
+  <w:num w:numId="6" w16cid:durableId="796608631">
     <w:abstractNumId w:val="24"/>
   </w:num>
-  <w:num w:numId="7">
+  <w:num w:numId="7" w16cid:durableId="1873154790">
     <w:abstractNumId w:val="13"/>
   </w:num>
-  <w:num w:numId="8">
+  <w:num w:numId="8" w16cid:durableId="476924297">
     <w:abstractNumId w:val="48"/>
   </w:num>
-  <w:num w:numId="9">
+  <w:num w:numId="9" w16cid:durableId="1983584790">
     <w:abstractNumId w:val="22"/>
   </w:num>
-  <w:num w:numId="10">
+  <w:num w:numId="10" w16cid:durableId="713775706">
     <w:abstractNumId w:val="21"/>
   </w:num>
-  <w:num w:numId="11">
+  <w:num w:numId="11" w16cid:durableId="487669498">
     <w:abstractNumId w:val="32"/>
   </w:num>
-  <w:num w:numId="12">
+  <w:num w:numId="12" w16cid:durableId="1105416941">
     <w:abstractNumId w:val="49"/>
   </w:num>
-  <w:num w:numId="13">
+  <w:num w:numId="13" w16cid:durableId="586500235">
     <w:abstractNumId w:val="3"/>
   </w:num>
-  <w:num w:numId="14">
+  <w:num w:numId="14" w16cid:durableId="1597055719">
     <w:abstractNumId w:val="46"/>
   </w:num>
-  <w:num w:numId="15">
+  <w:num w:numId="15" w16cid:durableId="1082874846">
     <w:abstractNumId w:val="28"/>
   </w:num>
-  <w:num w:numId="16">
+  <w:num w:numId="16" w16cid:durableId="575554332">
     <w:abstractNumId w:val="1"/>
   </w:num>
-  <w:num w:numId="17">
+  <w:num w:numId="17" w16cid:durableId="1954435019">
     <w:abstractNumId w:val="6"/>
   </w:num>
-  <w:num w:numId="18">
+  <w:num w:numId="18" w16cid:durableId="238829338">
     <w:abstractNumId w:val="42"/>
   </w:num>
-  <w:num w:numId="19">
+  <w:num w:numId="19" w16cid:durableId="402726185">
     <w:abstractNumId w:val="43"/>
   </w:num>
-  <w:num w:numId="20">
+  <w:num w:numId="20" w16cid:durableId="25452508">
     <w:abstractNumId w:val="29"/>
   </w:num>
-  <w:num w:numId="21">
+  <w:num w:numId="21" w16cid:durableId="1720592302">
     <w:abstractNumId w:val="39"/>
   </w:num>
-  <w:num w:numId="22">
+  <w:num w:numId="22" w16cid:durableId="1975284275">
     <w:abstractNumId w:val="34"/>
   </w:num>
-  <w:num w:numId="23">
+  <w:num w:numId="23" w16cid:durableId="1041514889">
     <w:abstractNumId w:val="47"/>
   </w:num>
-  <w:num w:numId="24">
+  <w:num w:numId="24" w16cid:durableId="1335455688">
     <w:abstractNumId w:val="40"/>
   </w:num>
-  <w:num w:numId="25">
+  <w:num w:numId="25" w16cid:durableId="234824669">
     <w:abstractNumId w:val="37"/>
   </w:num>
-  <w:num w:numId="26">
+  <w:num w:numId="26" w16cid:durableId="122160056">
     <w:abstractNumId w:val="8"/>
   </w:num>
-  <w:num w:numId="27">
+  <w:num w:numId="27" w16cid:durableId="1109619187">
     <w:abstractNumId w:val="30"/>
   </w:num>
-  <w:num w:numId="28">
+  <w:num w:numId="28" w16cid:durableId="732657273">
     <w:abstractNumId w:val="36"/>
   </w:num>
-  <w:num w:numId="29">
+  <w:num w:numId="29" w16cid:durableId="1779132559">
     <w:abstractNumId w:val="23"/>
   </w:num>
-  <w:num w:numId="30">
+  <w:num w:numId="30" w16cid:durableId="1646857276">
     <w:abstractNumId w:val="31"/>
   </w:num>
-  <w:num w:numId="31">
+  <w:num w:numId="31" w16cid:durableId="1601529261">
     <w:abstractNumId w:val="18"/>
   </w:num>
-  <w:num w:numId="32">
+  <w:num w:numId="32" w16cid:durableId="1878853042">
     <w:abstractNumId w:val="10"/>
   </w:num>
-  <w:num w:numId="33">
+  <w:num w:numId="33" w16cid:durableId="851722732">
     <w:abstractNumId w:val="5"/>
   </w:num>
-  <w:num w:numId="34">
+  <w:num w:numId="34" w16cid:durableId="1660958950">
     <w:abstractNumId w:val="33"/>
   </w:num>
-  <w:num w:numId="35">
+  <w:num w:numId="35" w16cid:durableId="26681485">
     <w:abstractNumId w:val="19"/>
   </w:num>
-  <w:num w:numId="36">
+  <w:num w:numId="36" w16cid:durableId="796680378">
     <w:abstractNumId w:val="17"/>
   </w:num>
-  <w:num w:numId="37">
+  <w:num w:numId="37" w16cid:durableId="563177324">
     <w:abstractNumId w:val="2"/>
   </w:num>
-  <w:num w:numId="38">
+  <w:num w:numId="38" w16cid:durableId="267351614">
     <w:abstractNumId w:val="25"/>
   </w:num>
-  <w:num w:numId="39">
+  <w:num w:numId="39" w16cid:durableId="457912267">
     <w:abstractNumId w:val="11"/>
   </w:num>
-  <w:num w:numId="40">
+  <w:num w:numId="40" w16cid:durableId="822891440">
     <w:abstractNumId w:val="27"/>
   </w:num>
-  <w:num w:numId="41">
+  <w:num w:numId="41" w16cid:durableId="957494565">
     <w:abstractNumId w:val="15"/>
   </w:num>
-  <w:num w:numId="42">
+  <w:num w:numId="42" w16cid:durableId="1804688569">
     <w:abstractNumId w:val="16"/>
   </w:num>
-  <w:num w:numId="43">
+  <w:num w:numId="43" w16cid:durableId="433789901">
     <w:abstractNumId w:val="41"/>
   </w:num>
-  <w:num w:numId="44">
+  <w:num w:numId="44" w16cid:durableId="1445689823">
     <w:abstractNumId w:val="44"/>
   </w:num>
-  <w:num w:numId="45">
+  <w:num w:numId="45" w16cid:durableId="1203635903">
     <w:abstractNumId w:val="9"/>
   </w:num>
-  <w:num w:numId="46">
+  <w:num w:numId="46" w16cid:durableId="301007451">
     <w:abstractNumId w:val="7"/>
   </w:num>
-  <w:num w:numId="47">
+  <w:num w:numId="47" w16cid:durableId="311251730">
     <w:abstractNumId w:val="38"/>
   </w:num>
-  <w:num w:numId="48">
+  <w:num w:numId="48" w16cid:durableId="1623421148">
     <w:abstractNumId w:val="14"/>
   </w:num>
-  <w:num w:numId="49">
+  <w:num w:numId="49" w16cid:durableId="332419606">
     <w:abstractNumId w:val="45"/>
   </w:num>
-  <w:num w:numId="50">
+  <w:num w:numId="50" w16cid:durableId="1915120268">
     <w:abstractNumId w:val="26"/>
   </w:num>
 </w:numbering>
@@ -8458,16 +8572,25 @@
 </file>
 
 <file path=customXml/item1.xml><?xml version="1.0" encoding="utf-8"?>
-<b:Sources xmlns:b="http://schemas.openxmlformats.org/officeDocument/2006/bibliography" xmlns="http://schemas.openxmlformats.org/officeDocument/2006/bibliography" SelectedStyle="\APASixthEditionOfficeOnline.xsl" StyleName="APA" Version="6"/>
-</file>
-
-<file path=customXml/item2.xml><?xml version="1.0" encoding="utf-8"?>
 <p:properties xmlns:p="http://schemas.microsoft.com/office/2006/metadata/properties" xmlns:xsi="http://www.w3.org/2001/XMLSchema-instance" xmlns:pc="http://schemas.microsoft.com/office/infopath/2007/PartnerControls">
   <documentManagement/>
 </p:properties>
 </file>
 
+<file path=customXml/item2.xml><?xml version="1.0" encoding="utf-8"?>
+<b:Sources xmlns:b="http://schemas.openxmlformats.org/officeDocument/2006/bibliography" xmlns="http://schemas.openxmlformats.org/officeDocument/2006/bibliography" SelectedStyle="\APASixthEditionOfficeOnline.xsl" StyleName="APA" Version="6"/>
+</file>
+
 <file path=customXml/item3.xml><?xml version="1.0" encoding="utf-8"?>
+<?mso-contentType ?>
+<FormTemplates xmlns="http://schemas.microsoft.com/sharepoint/v3/contenttype/forms">
+  <Display>DocumentLibraryForm</Display>
+  <Edit>DocumentLibraryForm</Edit>
+  <New>DocumentLibraryForm</New>
+</FormTemplates>
+</file>
+
+<file path=customXml/item4.xml><?xml version="1.0" encoding="utf-8"?>
 <ct:contentTypeSchema xmlns:ct="http://schemas.microsoft.com/office/2006/metadata/contentType" xmlns:ma="http://schemas.microsoft.com/office/2006/metadata/properties/metaAttributes" ct:_="" ma:_="" ma:contentTypeName="Documento" ma:contentTypeID="0x01010051834B6C37FF2845B0A4C56940BECE9B" ma:contentTypeVersion="5" ma:contentTypeDescription="Creare un nuovo documento." ma:contentTypeScope="" ma:versionID="effab9cc1f57b3177c50b32270be8a4a">
   <xsd:schema xmlns:xsd="http://www.w3.org/2001/XMLSchema" xmlns:xs="http://www.w3.org/2001/XMLSchema" xmlns:p="http://schemas.microsoft.com/office/2006/metadata/properties" xmlns:ns2="40e358bb-7da9-47a1-a3fe-3789a503302b" xmlns:ns3="eaa38b9f-64d0-4f79-9204-e3d55ae369ec" targetNamespace="http://schemas.microsoft.com/office/2006/metadata/properties" ma:root="true" ma:fieldsID="3b589c657c020184d2a8d81b920a41cf" ns2:_="" ns3:_="">
     <xsd:import namespace="40e358bb-7da9-47a1-a3fe-3789a503302b"/>
@@ -8638,24 +8761,7 @@
 </ct:contentTypeSchema>
 </file>
 
-<file path=customXml/item4.xml><?xml version="1.0" encoding="utf-8"?>
-<?mso-contentType ?>
-<FormTemplates xmlns="http://schemas.microsoft.com/sharepoint/v3/contenttype/forms">
-  <Display>DocumentLibraryForm</Display>
-  <Edit>DocumentLibraryForm</Edit>
-  <New>DocumentLibraryForm</New>
-</FormTemplates>
-</file>
-
 <file path=customXml/itemProps1.xml><?xml version="1.0" encoding="utf-8"?>
-<ds:datastoreItem xmlns:ds="http://schemas.openxmlformats.org/officeDocument/2006/customXml" ds:itemID="{682624CC-0428-4C2E-9587-431A3FCA7AB2}">
-  <ds:schemaRefs>
-    <ds:schemaRef ds:uri="http://schemas.openxmlformats.org/officeDocument/2006/bibliography"/>
-  </ds:schemaRefs>
-</ds:datastoreItem>
-</file>
-
-<file path=customXml/itemProps2.xml><?xml version="1.0" encoding="utf-8"?>
 <ds:datastoreItem xmlns:ds="http://schemas.openxmlformats.org/officeDocument/2006/customXml" ds:itemID="{A805E57F-5E18-47DA-A720-180778A9F404}">
   <ds:schemaRefs>
     <ds:schemaRef ds:uri="http://schemas.microsoft.com/office/2006/metadata/properties"/>
@@ -8664,7 +8770,23 @@
 </ds:datastoreItem>
 </file>
 
+<file path=customXml/itemProps2.xml><?xml version="1.0" encoding="utf-8"?>
+<ds:datastoreItem xmlns:ds="http://schemas.openxmlformats.org/officeDocument/2006/customXml" ds:itemID="{682624CC-0428-4C2E-9587-431A3FCA7AB2}">
+  <ds:schemaRefs>
+    <ds:schemaRef ds:uri="http://schemas.openxmlformats.org/officeDocument/2006/bibliography"/>
+  </ds:schemaRefs>
+</ds:datastoreItem>
+</file>
+
 <file path=customXml/itemProps3.xml><?xml version="1.0" encoding="utf-8"?>
+<ds:datastoreItem xmlns:ds="http://schemas.openxmlformats.org/officeDocument/2006/customXml" ds:itemID="{54FB76EF-96BB-4AD6-B133-E904729D3ABC}">
+  <ds:schemaRefs>
+    <ds:schemaRef ds:uri="http://schemas.microsoft.com/sharepoint/v3/contenttype/forms"/>
+  </ds:schemaRefs>
+</ds:datastoreItem>
+</file>
+
+<file path=customXml/itemProps4.xml><?xml version="1.0" encoding="utf-8"?>
 <ds:datastoreItem xmlns:ds="http://schemas.openxmlformats.org/officeDocument/2006/customXml" ds:itemID="{515AAC3D-FF62-4699-97BC-B9254953B640}">
   <ds:schemaRefs>
     <ds:schemaRef ds:uri="http://schemas.microsoft.com/office/2006/metadata/contentType"/>
@@ -8681,12 +8803,4 @@
     <ds:schemaRef ds:uri="http://schemas.microsoft.com/internal/obd"/>
   </ds:schemaRefs>
 </ds:datastoreItem>
-</file>
-
-<file path=customXml/itemProps4.xml><?xml version="1.0" encoding="utf-8"?>
-<ds:datastoreItem xmlns:ds="http://schemas.openxmlformats.org/officeDocument/2006/customXml" ds:itemID="{54FB76EF-96BB-4AD6-B133-E904729D3ABC}">
-  <ds:schemaRefs>
-    <ds:schemaRef ds:uri="http://schemas.microsoft.com/sharepoint/v3/contenttype/forms"/>
-  </ds:schemaRefs>
-</ds:datastoreItem>
 </file>
--- a/models/PNRR/Obblighi.docx
+++ b/models/PNRR/Obblighi.docx
@@ -1145,12 +1145,8 @@
       </w:pPr>
     </w:p>
     <w:sectPr>
-      <w:headerReference w:type="even" r:id="rId11"/>
-      <w:headerReference w:type="default" r:id="rId12"/>
-      <w:footerReference w:type="even" r:id="rId13"/>
-      <w:footerReference w:type="default" r:id="rId14"/>
-      <w:headerReference w:type="first" r:id="rId15"/>
-      <w:footerReference w:type="first" r:id="rId16"/>
+      <w:headerReference w:type="default" r:id="rId11"/>
+      <w:footerReference w:type="default" r:id="rId12"/>
       <w:pgSz w:w="11900" w:h="16840"/>
       <w:pgMar w:top="1843" w:right="1134" w:bottom="284" w:left="1134" w:header="283" w:footer="2268" w:gutter="0"/>
       <w:cols w:space="708"/>
@@ -1180,16 +1176,6 @@
 </file>
 
 <file path=word/footer1.xml><?xml version="1.0" encoding="utf-8"?>
-<w:ftr xmlns:wpc="http://schemas.microsoft.com/office/word/2010/wordprocessingCanvas" xmlns:cx="http://schemas.microsoft.com/office/drawing/2014/chartex" xmlns:cx1="http://schemas.microsoft.com/office/drawing/2015/9/8/chartex" xmlns:cx2="http://schemas.microsoft.com/office/drawing/2015/10/21/chartex" xmlns:cx3="http://schemas.microsoft.com/office/drawing/2016/5/9/chartex" xmlns:cx4="http://schemas.microsoft.com/office/drawing/2016/5/10/chartex" xmlns:cx5="http://schemas.microsoft.com/office/drawing/2016/5/11/chartex" xmlns:cx6="http://schemas.microsoft.com/office/drawing/2016/5/12/chartex" xmlns:cx7="http://schemas.microsoft.com/office/drawing/2016/5/13/chartex" xmlns:cx8="http://schemas.microsoft.com/office/drawing/2016/5/14/chartex" xmlns:mc="http://schemas.openxmlformats.org/markup-compatibility/2006" xmlns:aink="http://schemas.microsoft.com/office/drawing/2016/ink" xmlns:am3d="http://schemas.microsoft.com/office/drawing/2017/model3d" xmlns:o="urn:schemas-microsoft-com:office:office" xmlns:oel="http://schemas.microsoft.com/office/2019/extlst" xmlns:r="http://schemas.openxmlformats.org/officeDocument/2006/relationships" xmlns:m="http://schemas.openxmlformats.org/officeDocument/2006/math" xmlns:v="urn:schemas-microsoft-com:vml" xmlns:wp14="http://schemas.microsoft.com/office/word/2010/wordprocessingDrawing" xmlns:wp="http://schemas.openxmlformats.org/drawingml/2006/wordprocessingDrawing" xmlns:w10="urn:schemas-microsoft-com:office:word" xmlns:w="http://schemas.openxmlformats.org/wordprocessingml/2006/main" xmlns:w14="http://schemas.microsoft.com/office/word/2010/wordml" xmlns:w15="http://schemas.microsoft.com/office/word/2012/wordml" xmlns:w16cex="http://schemas.microsoft.com/office/word/2018/wordml/cex" xmlns:w16cid="http://schemas.microsoft.com/office/word/2016/wordml/cid" xmlns:w16="http://schemas.microsoft.com/office/word/2018/wordml" xmlns:w16sdtdh="http://schemas.microsoft.com/office/word/2020/wordml/sdtdatahash" xmlns:w16se="http://schemas.microsoft.com/office/word/2015/wordml/symex" xmlns:wpg="http://schemas.microsoft.com/office/word/2010/wordprocessingGroup" xmlns:wpi="http://schemas.microsoft.com/office/word/2010/wordprocessingInk" xmlns:wne="http://schemas.microsoft.com/office/word/2006/wordml" xmlns:wps="http://schemas.microsoft.com/office/word/2010/wordprocessingShape" mc:Ignorable="w14 w15 w16se w16cid w16 w16cex w16sdtdh wp14">
-  <w:p>
-    <w:pPr>
-      <w:pStyle w:val="Pidipagina"/>
-    </w:pPr>
-  </w:p>
-</w:ftr>
-</file>
-
-<file path=word/footer2.xml><?xml version="1.0" encoding="utf-8"?>
 <w:ftr xmlns:wpc="http://schemas.microsoft.com/office/word/2010/wordprocessingCanvas" xmlns:cx="http://schemas.microsoft.com/office/drawing/2014/chartex" xmlns:cx1="http://schemas.microsoft.com/office/drawing/2015/9/8/chartex" xmlns:cx2="http://schemas.microsoft.com/office/drawing/2015/10/21/chartex" xmlns:cx3="http://schemas.microsoft.com/office/drawing/2016/5/9/chartex" xmlns:cx4="http://schemas.microsoft.com/office/drawing/2016/5/10/chartex" xmlns:cx5="http://schemas.microsoft.com/office/drawing/2016/5/11/chartex" xmlns:cx6="http://schemas.microsoft.com/office/drawing/2016/5/12/chartex" xmlns:cx7="http://schemas.microsoft.com/office/drawing/2016/5/13/chartex" xmlns:cx8="http://schemas.microsoft.com/office/drawing/2016/5/14/chartex" xmlns:mc="http://schemas.openxmlformats.org/markup-compatibility/2006" xmlns:aink="http://schemas.microsoft.com/office/drawing/2016/ink" xmlns:am3d="http://schemas.microsoft.com/office/drawing/2017/model3d" xmlns:o="urn:schemas-microsoft-com:office:office" xmlns:oel="http://schemas.microsoft.com/office/2019/extlst" xmlns:r="http://schemas.openxmlformats.org/officeDocument/2006/relationships" xmlns:m="http://schemas.openxmlformats.org/officeDocument/2006/math" xmlns:v="urn:schemas-microsoft-com:vml" xmlns:wp14="http://schemas.microsoft.com/office/word/2010/wordprocessingDrawing" xmlns:wp="http://schemas.openxmlformats.org/drawingml/2006/wordprocessingDrawing" xmlns:w10="urn:schemas-microsoft-com:office:word" xmlns:w="http://schemas.openxmlformats.org/wordprocessingml/2006/main" xmlns:w14="http://schemas.microsoft.com/office/word/2010/wordml" xmlns:w15="http://schemas.microsoft.com/office/word/2012/wordml" xmlns:w16cex="http://schemas.microsoft.com/office/word/2018/wordml/cex" xmlns:w16cid="http://schemas.microsoft.com/office/word/2016/wordml/cid" xmlns:w16="http://schemas.microsoft.com/office/word/2018/wordml" xmlns:w16sdtdh="http://schemas.microsoft.com/office/word/2020/wordml/sdtdatahash" xmlns:w16se="http://schemas.microsoft.com/office/word/2015/wordml/symex" xmlns:wpg="http://schemas.microsoft.com/office/word/2010/wordprocessingGroup" xmlns:wpi="http://schemas.microsoft.com/office/word/2010/wordprocessingInk" xmlns:wne="http://schemas.microsoft.com/office/word/2006/wordml" xmlns:wps="http://schemas.microsoft.com/office/word/2010/wordprocessingShape" mc:Ignorable="w14 w15 w16se w16cid w16 w16cex w16sdtdh wp14">
   <w:tbl>
     <w:tblPr>
@@ -1580,16 +1566,6 @@
 </w:ftr>
 </file>
 
-<file path=word/footer3.xml><?xml version="1.0" encoding="utf-8"?>
-<w:ftr xmlns:wpc="http://schemas.microsoft.com/office/word/2010/wordprocessingCanvas" xmlns:cx="http://schemas.microsoft.com/office/drawing/2014/chartex" xmlns:cx1="http://schemas.microsoft.com/office/drawing/2015/9/8/chartex" xmlns:cx2="http://schemas.microsoft.com/office/drawing/2015/10/21/chartex" xmlns:cx3="http://schemas.microsoft.com/office/drawing/2016/5/9/chartex" xmlns:cx4="http://schemas.microsoft.com/office/drawing/2016/5/10/chartex" xmlns:cx5="http://schemas.microsoft.com/office/drawing/2016/5/11/chartex" xmlns:cx6="http://schemas.microsoft.com/office/drawing/2016/5/12/chartex" xmlns:cx7="http://schemas.microsoft.com/office/drawing/2016/5/13/chartex" xmlns:cx8="http://schemas.microsoft.com/office/drawing/2016/5/14/chartex" xmlns:mc="http://schemas.openxmlformats.org/markup-compatibility/2006" xmlns:aink="http://schemas.microsoft.com/office/drawing/2016/ink" xmlns:am3d="http://schemas.microsoft.com/office/drawing/2017/model3d" xmlns:o="urn:schemas-microsoft-com:office:office" xmlns:oel="http://schemas.microsoft.com/office/2019/extlst" xmlns:r="http://schemas.openxmlformats.org/officeDocument/2006/relationships" xmlns:m="http://schemas.openxmlformats.org/officeDocument/2006/math" xmlns:v="urn:schemas-microsoft-com:vml" xmlns:wp14="http://schemas.microsoft.com/office/word/2010/wordprocessingDrawing" xmlns:wp="http://schemas.openxmlformats.org/drawingml/2006/wordprocessingDrawing" xmlns:w10="urn:schemas-microsoft-com:office:word" xmlns:w="http://schemas.openxmlformats.org/wordprocessingml/2006/main" xmlns:w14="http://schemas.microsoft.com/office/word/2010/wordml" xmlns:w15="http://schemas.microsoft.com/office/word/2012/wordml" xmlns:w16cex="http://schemas.microsoft.com/office/word/2018/wordml/cex" xmlns:w16cid="http://schemas.microsoft.com/office/word/2016/wordml/cid" xmlns:w16="http://schemas.microsoft.com/office/word/2018/wordml" xmlns:w16sdtdh="http://schemas.microsoft.com/office/word/2020/wordml/sdtdatahash" xmlns:w16se="http://schemas.microsoft.com/office/word/2015/wordml/symex" xmlns:wpg="http://schemas.microsoft.com/office/word/2010/wordprocessingGroup" xmlns:wpi="http://schemas.microsoft.com/office/word/2010/wordprocessingInk" xmlns:wne="http://schemas.microsoft.com/office/word/2006/wordml" xmlns:wps="http://schemas.microsoft.com/office/word/2010/wordprocessingShape" mc:Ignorable="w14 w15 w16se w16cid w16 w16cex w16sdtdh wp14">
-  <w:p>
-    <w:pPr>
-      <w:pStyle w:val="Pidipagina"/>
-    </w:pPr>
-  </w:p>
-</w:ftr>
-</file>
-
 <file path=word/footnotes.xml><?xml version="1.0" encoding="utf-8"?>
 <w:footnotes xmlns:wpc="http://schemas.microsoft.com/office/word/2010/wordprocessingCanvas" xmlns:cx="http://schemas.microsoft.com/office/drawing/2014/chartex" xmlns:cx1="http://schemas.microsoft.com/office/drawing/2015/9/8/chartex" xmlns:cx2="http://schemas.microsoft.com/office/drawing/2015/10/21/chartex" xmlns:cx3="http://schemas.microsoft.com/office/drawing/2016/5/9/chartex" xmlns:cx4="http://schemas.microsoft.com/office/drawing/2016/5/10/chartex" xmlns:cx5="http://schemas.microsoft.com/office/drawing/2016/5/11/chartex" xmlns:cx6="http://schemas.microsoft.com/office/drawing/2016/5/12/chartex" xmlns:cx7="http://schemas.microsoft.com/office/drawing/2016/5/13/chartex" xmlns:cx8="http://schemas.microsoft.com/office/drawing/2016/5/14/chartex" xmlns:mc="http://schemas.openxmlformats.org/markup-compatibility/2006" xmlns:aink="http://schemas.microsoft.com/office/drawing/2016/ink" xmlns:am3d="http://schemas.microsoft.com/office/drawing/2017/model3d" xmlns:o="urn:schemas-microsoft-com:office:office" xmlns:oel="http://schemas.microsoft.com/office/2019/extlst" xmlns:r="http://schemas.openxmlformats.org/officeDocument/2006/relationships" xmlns:m="http://schemas.openxmlformats.org/officeDocument/2006/math" xmlns:v="urn:schemas-microsoft-com:vml" xmlns:wp14="http://schemas.microsoft.com/office/word/2010/wordprocessingDrawing" xmlns:wp="http://schemas.openxmlformats.org/drawingml/2006/wordprocessingDrawing" xmlns:w10="urn:schemas-microsoft-com:office:word" xmlns:w="http://schemas.openxmlformats.org/wordprocessingml/2006/main" xmlns:w14="http://schemas.microsoft.com/office/word/2010/wordml" xmlns:w15="http://schemas.microsoft.com/office/word/2012/wordml" xmlns:w16cex="http://schemas.microsoft.com/office/word/2018/wordml/cex" xmlns:w16cid="http://schemas.microsoft.com/office/word/2016/wordml/cid" xmlns:w16="http://schemas.microsoft.com/office/word/2018/wordml" xmlns:w16sdtdh="http://schemas.microsoft.com/office/word/2020/wordml/sdtdatahash" xmlns:w16se="http://schemas.microsoft.com/office/word/2015/wordml/symex" xmlns:wpg="http://schemas.microsoft.com/office/word/2010/wordprocessingGroup" xmlns:wpi="http://schemas.microsoft.com/office/word/2010/wordprocessingInk" xmlns:wne="http://schemas.microsoft.com/office/word/2006/wordml" xmlns:wps="http://schemas.microsoft.com/office/word/2010/wordprocessingShape" mc:Ignorable="w14 w15 w16se w16cid w16 w16cex w16sdtdh wp14">
   <w:footnote w:type="separator" w:id="-1">
@@ -1734,16 +1710,6 @@
   <w:p>
     <w:pPr>
       <w:pStyle w:val="Intestazione"/>
-    </w:pPr>
-  </w:p>
-</w:hdr>
-</file>
-
-<file path=word/header2.xml><?xml version="1.0" encoding="utf-8"?>
-<w:hdr xmlns:wpc="http://schemas.microsoft.com/office/word/2010/wordprocessingCanvas" xmlns:cx="http://schemas.microsoft.com/office/drawing/2014/chartex" xmlns:cx1="http://schemas.microsoft.com/office/drawing/2015/9/8/chartex" xmlns:cx2="http://schemas.microsoft.com/office/drawing/2015/10/21/chartex" xmlns:cx3="http://schemas.microsoft.com/office/drawing/2016/5/9/chartex" xmlns:cx4="http://schemas.microsoft.com/office/drawing/2016/5/10/chartex" xmlns:cx5="http://schemas.microsoft.com/office/drawing/2016/5/11/chartex" xmlns:cx6="http://schemas.microsoft.com/office/drawing/2016/5/12/chartex" xmlns:cx7="http://schemas.microsoft.com/office/drawing/2016/5/13/chartex" xmlns:cx8="http://schemas.microsoft.com/office/drawing/2016/5/14/chartex" xmlns:mc="http://schemas.openxmlformats.org/markup-compatibility/2006" xmlns:aink="http://schemas.microsoft.com/office/drawing/2016/ink" xmlns:am3d="http://schemas.microsoft.com/office/drawing/2017/model3d" xmlns:o="urn:schemas-microsoft-com:office:office" xmlns:oel="http://schemas.microsoft.com/office/2019/extlst" xmlns:r="http://schemas.openxmlformats.org/officeDocument/2006/relationships" xmlns:m="http://schemas.openxmlformats.org/officeDocument/2006/math" xmlns:v="urn:schemas-microsoft-com:vml" xmlns:wp14="http://schemas.microsoft.com/office/word/2010/wordprocessingDrawing" xmlns:wp="http://schemas.openxmlformats.org/drawingml/2006/wordprocessingDrawing" xmlns:w10="urn:schemas-microsoft-com:office:word" xmlns:w="http://schemas.openxmlformats.org/wordprocessingml/2006/main" xmlns:w14="http://schemas.microsoft.com/office/word/2010/wordml" xmlns:w15="http://schemas.microsoft.com/office/word/2012/wordml" xmlns:w16cex="http://schemas.microsoft.com/office/word/2018/wordml/cex" xmlns:w16cid="http://schemas.microsoft.com/office/word/2016/wordml/cid" xmlns:w16="http://schemas.microsoft.com/office/word/2018/wordml" xmlns:w16sdtdh="http://schemas.microsoft.com/office/word/2020/wordml/sdtdatahash" xmlns:w16se="http://schemas.microsoft.com/office/word/2015/wordml/symex" xmlns:wpg="http://schemas.microsoft.com/office/word/2010/wordprocessingGroup" xmlns:wpi="http://schemas.microsoft.com/office/word/2010/wordprocessingInk" xmlns:wne="http://schemas.microsoft.com/office/word/2006/wordml" xmlns:wps="http://schemas.microsoft.com/office/word/2010/wordprocessingShape" mc:Ignorable="w14 w15 w16se w16cid w16 w16cex w16sdtdh wp14">
-  <w:p>
-    <w:pPr>
-      <w:pStyle w:val="Intestazione"/>
       <w:tabs>
         <w:tab w:val="clear" w:pos="9638"/>
       </w:tabs>
@@ -1885,16 +1851,6 @@
       <w:rPr>
         <w:rFonts w:cstheme="minorHAnsi"/>
       </w:rPr>
-    </w:pPr>
-  </w:p>
-</w:hdr>
-</file>
-
-<file path=word/header3.xml><?xml version="1.0" encoding="utf-8"?>
-<w:hdr xmlns:wpc="http://schemas.microsoft.com/office/word/2010/wordprocessingCanvas" xmlns:cx="http://schemas.microsoft.com/office/drawing/2014/chartex" xmlns:cx1="http://schemas.microsoft.com/office/drawing/2015/9/8/chartex" xmlns:cx2="http://schemas.microsoft.com/office/drawing/2015/10/21/chartex" xmlns:cx3="http://schemas.microsoft.com/office/drawing/2016/5/9/chartex" xmlns:cx4="http://schemas.microsoft.com/office/drawing/2016/5/10/chartex" xmlns:cx5="http://schemas.microsoft.com/office/drawing/2016/5/11/chartex" xmlns:cx6="http://schemas.microsoft.com/office/drawing/2016/5/12/chartex" xmlns:cx7="http://schemas.microsoft.com/office/drawing/2016/5/13/chartex" xmlns:cx8="http://schemas.microsoft.com/office/drawing/2016/5/14/chartex" xmlns:mc="http://schemas.openxmlformats.org/markup-compatibility/2006" xmlns:aink="http://schemas.microsoft.com/office/drawing/2016/ink" xmlns:am3d="http://schemas.microsoft.com/office/drawing/2017/model3d" xmlns:o="urn:schemas-microsoft-com:office:office" xmlns:oel="http://schemas.microsoft.com/office/2019/extlst" xmlns:r="http://schemas.openxmlformats.org/officeDocument/2006/relationships" xmlns:m="http://schemas.openxmlformats.org/officeDocument/2006/math" xmlns:v="urn:schemas-microsoft-com:vml" xmlns:wp14="http://schemas.microsoft.com/office/word/2010/wordprocessingDrawing" xmlns:wp="http://schemas.openxmlformats.org/drawingml/2006/wordprocessingDrawing" xmlns:w10="urn:schemas-microsoft-com:office:word" xmlns:w="http://schemas.openxmlformats.org/wordprocessingml/2006/main" xmlns:w14="http://schemas.microsoft.com/office/word/2010/wordml" xmlns:w15="http://schemas.microsoft.com/office/word/2012/wordml" xmlns:w16cex="http://schemas.microsoft.com/office/word/2018/wordml/cex" xmlns:w16cid="http://schemas.microsoft.com/office/word/2016/wordml/cid" xmlns:w16="http://schemas.microsoft.com/office/word/2018/wordml" xmlns:w16sdtdh="http://schemas.microsoft.com/office/word/2020/wordml/sdtdatahash" xmlns:w16se="http://schemas.microsoft.com/office/word/2015/wordml/symex" xmlns:wpg="http://schemas.microsoft.com/office/word/2010/wordprocessingGroup" xmlns:wpi="http://schemas.microsoft.com/office/word/2010/wordprocessingInk" xmlns:wne="http://schemas.microsoft.com/office/word/2006/wordml" xmlns:wps="http://schemas.microsoft.com/office/word/2010/wordprocessingShape" mc:Ignorable="w14 w15 w16se w16cid w16 w16cex w16sdtdh wp14">
-  <w:p>
-    <w:pPr>
-      <w:pStyle w:val="Intestazione"/>
     </w:pPr>
   </w:p>
 </w:hdr>
@@ -8572,25 +8528,16 @@
 </file>
 
 <file path=customXml/item1.xml><?xml version="1.0" encoding="utf-8"?>
+<b:Sources xmlns:b="http://schemas.openxmlformats.org/officeDocument/2006/bibliography" xmlns="http://schemas.openxmlformats.org/officeDocument/2006/bibliography" SelectedStyle="\APASixthEditionOfficeOnline.xsl" StyleName="APA" Version="6"/>
+</file>
+
+<file path=customXml/item2.xml><?xml version="1.0" encoding="utf-8"?>
 <p:properties xmlns:p="http://schemas.microsoft.com/office/2006/metadata/properties" xmlns:xsi="http://www.w3.org/2001/XMLSchema-instance" xmlns:pc="http://schemas.microsoft.com/office/infopath/2007/PartnerControls">
   <documentManagement/>
 </p:properties>
 </file>
 
-<file path=customXml/item2.xml><?xml version="1.0" encoding="utf-8"?>
-<b:Sources xmlns:b="http://schemas.openxmlformats.org/officeDocument/2006/bibliography" xmlns="http://schemas.openxmlformats.org/officeDocument/2006/bibliography" SelectedStyle="\APASixthEditionOfficeOnline.xsl" StyleName="APA" Version="6"/>
-</file>
-
 <file path=customXml/item3.xml><?xml version="1.0" encoding="utf-8"?>
-<?mso-contentType ?>
-<FormTemplates xmlns="http://schemas.microsoft.com/sharepoint/v3/contenttype/forms">
-  <Display>DocumentLibraryForm</Display>
-  <Edit>DocumentLibraryForm</Edit>
-  <New>DocumentLibraryForm</New>
-</FormTemplates>
-</file>
-
-<file path=customXml/item4.xml><?xml version="1.0" encoding="utf-8"?>
 <ct:contentTypeSchema xmlns:ct="http://schemas.microsoft.com/office/2006/metadata/contentType" xmlns:ma="http://schemas.microsoft.com/office/2006/metadata/properties/metaAttributes" ct:_="" ma:_="" ma:contentTypeName="Documento" ma:contentTypeID="0x01010051834B6C37FF2845B0A4C56940BECE9B" ma:contentTypeVersion="5" ma:contentTypeDescription="Creare un nuovo documento." ma:contentTypeScope="" ma:versionID="effab9cc1f57b3177c50b32270be8a4a">
   <xsd:schema xmlns:xsd="http://www.w3.org/2001/XMLSchema" xmlns:xs="http://www.w3.org/2001/XMLSchema" xmlns:p="http://schemas.microsoft.com/office/2006/metadata/properties" xmlns:ns2="40e358bb-7da9-47a1-a3fe-3789a503302b" xmlns:ns3="eaa38b9f-64d0-4f79-9204-e3d55ae369ec" targetNamespace="http://schemas.microsoft.com/office/2006/metadata/properties" ma:root="true" ma:fieldsID="3b589c657c020184d2a8d81b920a41cf" ns2:_="" ns3:_="">
     <xsd:import namespace="40e358bb-7da9-47a1-a3fe-3789a503302b"/>
@@ -8761,7 +8708,24 @@
 </ct:contentTypeSchema>
 </file>
 
+<file path=customXml/item4.xml><?xml version="1.0" encoding="utf-8"?>
+<?mso-contentType ?>
+<FormTemplates xmlns="http://schemas.microsoft.com/sharepoint/v3/contenttype/forms">
+  <Display>DocumentLibraryForm</Display>
+  <Edit>DocumentLibraryForm</Edit>
+  <New>DocumentLibraryForm</New>
+</FormTemplates>
+</file>
+
 <file path=customXml/itemProps1.xml><?xml version="1.0" encoding="utf-8"?>
+<ds:datastoreItem xmlns:ds="http://schemas.openxmlformats.org/officeDocument/2006/customXml" ds:itemID="{682624CC-0428-4C2E-9587-431A3FCA7AB2}">
+  <ds:schemaRefs>
+    <ds:schemaRef ds:uri="http://schemas.openxmlformats.org/officeDocument/2006/bibliography"/>
+  </ds:schemaRefs>
+</ds:datastoreItem>
+</file>
+
+<file path=customXml/itemProps2.xml><?xml version="1.0" encoding="utf-8"?>
 <ds:datastoreItem xmlns:ds="http://schemas.openxmlformats.org/officeDocument/2006/customXml" ds:itemID="{A805E57F-5E18-47DA-A720-180778A9F404}">
   <ds:schemaRefs>
     <ds:schemaRef ds:uri="http://schemas.microsoft.com/office/2006/metadata/properties"/>
@@ -8770,23 +8734,7 @@
 </ds:datastoreItem>
 </file>
 
-<file path=customXml/itemProps2.xml><?xml version="1.0" encoding="utf-8"?>
-<ds:datastoreItem xmlns:ds="http://schemas.openxmlformats.org/officeDocument/2006/customXml" ds:itemID="{682624CC-0428-4C2E-9587-431A3FCA7AB2}">
-  <ds:schemaRefs>
-    <ds:schemaRef ds:uri="http://schemas.openxmlformats.org/officeDocument/2006/bibliography"/>
-  </ds:schemaRefs>
-</ds:datastoreItem>
-</file>
-
 <file path=customXml/itemProps3.xml><?xml version="1.0" encoding="utf-8"?>
-<ds:datastoreItem xmlns:ds="http://schemas.openxmlformats.org/officeDocument/2006/customXml" ds:itemID="{54FB76EF-96BB-4AD6-B133-E904729D3ABC}">
-  <ds:schemaRefs>
-    <ds:schemaRef ds:uri="http://schemas.microsoft.com/sharepoint/v3/contenttype/forms"/>
-  </ds:schemaRefs>
-</ds:datastoreItem>
-</file>
-
-<file path=customXml/itemProps4.xml><?xml version="1.0" encoding="utf-8"?>
 <ds:datastoreItem xmlns:ds="http://schemas.openxmlformats.org/officeDocument/2006/customXml" ds:itemID="{515AAC3D-FF62-4699-97BC-B9254953B640}">
   <ds:schemaRefs>
     <ds:schemaRef ds:uri="http://schemas.microsoft.com/office/2006/metadata/contentType"/>
@@ -8803,4 +8751,12 @@
     <ds:schemaRef ds:uri="http://schemas.microsoft.com/internal/obd"/>
   </ds:schemaRefs>
 </ds:datastoreItem>
+</file>
+
+<file path=customXml/itemProps4.xml><?xml version="1.0" encoding="utf-8"?>
+<ds:datastoreItem xmlns:ds="http://schemas.openxmlformats.org/officeDocument/2006/customXml" ds:itemID="{54FB76EF-96BB-4AD6-B133-E904729D3ABC}">
+  <ds:schemaRefs>
+    <ds:schemaRef ds:uri="http://schemas.microsoft.com/sharepoint/v3/contenttype/forms"/>
+  </ds:schemaRefs>
+</ds:datastoreItem>
 </file>